--- a/doc/第四门课 卷积神经网络/第一周 卷积神经网络.docx
+++ b/doc/第四门课 卷积神经网络/第一周 卷积神经网络.docx
@@ -4282,10 +4282,7 @@
         <w:t>p</w:t>
       </w:r>
       <w:r>
-        <w:t>=1</w:t>
-      </w:r>
-      <w:r>
-        <w:t>，因为我们在周围都填充了一个像素点，输出也就变成了</w:t>
+        <w:t>=1，因为我们在周围都填充了一个像素点，输出也就变成了</w:t>
       </w:r>
       <m:oMath>
         <m:r>
@@ -4313,34 +4310,7 @@
           <w:rPr>
             <w:rFonts w:ascii="Cambria Math" w:hAnsi="Cambria Math"/>
           </w:rPr>
-          <m:t>+2p</m:t>
-        </m:r>
-        <m:r>
-          <m:rPr>
-            <m:sty m:val="p"/>
-          </m:rPr>
-          <w:rPr>
-            <w:rFonts w:ascii="Cambria Math" w:hAnsi="Cambria Math"/>
-          </w:rPr>
-          <m:t>-f+1)×(n</m:t>
-        </m:r>
-        <m:r>
-          <m:rPr>
-            <m:sty m:val="p"/>
-          </m:rPr>
-          <w:rPr>
-            <w:rFonts w:ascii="Cambria Math" w:hAnsi="Cambria Math"/>
-          </w:rPr>
-          <m:t>+2p</m:t>
-        </m:r>
-        <m:r>
-          <m:rPr>
-            <m:sty m:val="p"/>
-          </m:rPr>
-          <w:rPr>
-            <w:rFonts w:ascii="Cambria Math" w:hAnsi="Cambria Math"/>
-          </w:rPr>
-          <m:t>-f+1)</m:t>
+          <m:t>+2p-f+1)×(n+2p-f+1)</m:t>
         </m:r>
       </m:oMath>
       <w:r>
@@ -4363,34 +4333,7 @@
               <w:rPr>
                 <w:rFonts w:ascii="Cambria Math" w:hAnsi="Cambria Math"/>
               </w:rPr>
-              <m:t>6+2×1</m:t>
-            </m:r>
-            <m:r>
-              <m:rPr>
-                <m:sty m:val="p"/>
-              </m:rPr>
-              <w:rPr>
-                <w:rFonts w:ascii="Cambria Math" w:hAnsi="Cambria Math"/>
-              </w:rPr>
-              <m:t>-</m:t>
-            </m:r>
-            <m:r>
-              <m:rPr>
-                <m:sty m:val="p"/>
-              </m:rPr>
-              <w:rPr>
-                <w:rFonts w:ascii="Cambria Math" w:hAnsi="Cambria Math"/>
-              </w:rPr>
-              <m:t>3</m:t>
-            </m:r>
-            <m:r>
-              <m:rPr>
-                <m:sty m:val="p"/>
-              </m:rPr>
-              <w:rPr>
-                <w:rFonts w:ascii="Cambria Math" w:hAnsi="Cambria Math"/>
-              </w:rPr>
-              <m:t>+1</m:t>
+              <m:t>6+2×1-3+1</m:t>
             </m:r>
           </m:e>
         </m:d>
@@ -4455,10 +4398,7 @@
         <w:t>p</w:t>
       </w:r>
       <w:r>
-        <w:t xml:space="preserve"> = 2</w:t>
-      </w:r>
-      <w:r>
-        <w:t>。</w:t>
+        <w:t xml:space="preserve"> = 2。</w:t>
       </w:r>
     </w:p>
     <w:p>
@@ -4682,16 +4622,7 @@
           <w:rPr>
             <w:rFonts w:ascii="Cambria Math" w:hAnsi="Cambria Math"/>
           </w:rPr>
-          <m:t>+2p</m:t>
-        </m:r>
-        <m:r>
-          <m:rPr>
-            <m:sty m:val="p"/>
-          </m:rPr>
-          <w:rPr>
-            <w:rFonts w:ascii="Cambria Math" w:hAnsi="Cambria Math"/>
-          </w:rPr>
-          <m:t>-f+1</m:t>
+          <m:t>+2p-f+1</m:t>
         </m:r>
       </m:oMath>
       <w:r>
@@ -4727,7 +4658,7 @@
         <w:t>p</w:t>
       </w:r>
       <w:r>
-        <w:t>个像素填充边缘，输出的大小就是这样的</w:t>
+        <w:t>个像素填充边缘，输出的大小就是这样</w:t>
       </w:r>
       <m:oMath>
         <m:r>
@@ -4777,7 +4708,7 @@
         </m:r>
       </m:oMath>
       <w:r>
-        <w:t>。如果你想让</w:t>
+        <w:t>的。如果你想让</w:t>
       </w:r>
       <m:oMath>
         <m:r>
@@ -4796,16 +4727,7 @@
           <w:rPr>
             <w:rFonts w:ascii="Cambria Math" w:hAnsi="Cambria Math"/>
           </w:rPr>
-          <m:t>+2p-f+1</m:t>
-        </m:r>
-        <m:r>
-          <m:rPr>
-            <m:sty m:val="p"/>
-          </m:rPr>
-          <w:rPr>
-            <w:rFonts w:ascii="Cambria Math" w:hAnsi="Cambria Math"/>
-          </w:rPr>
-          <m:t>=n</m:t>
+          <m:t>+2p-f+1=n</m:t>
         </m:r>
       </m:oMath>
       <w:r>
@@ -4828,16 +4750,7 @@
           <w:rPr>
             <w:rFonts w:ascii="Cambria Math" w:hAnsi="Cambria Math"/>
           </w:rPr>
-          <m:t>p=</m:t>
-        </m:r>
-        <m:r>
-          <m:rPr>
-            <m:sty m:val="p"/>
-          </m:rPr>
-          <w:rPr>
-            <w:rFonts w:ascii="Cambria Math" w:hAnsi="Cambria Math"/>
-          </w:rPr>
-          <m:t>(f-1)/2</m:t>
+          <m:t>p=(f-1)/2</m:t>
         </m:r>
       </m:oMath>
       <w:r>
@@ -5032,13 +4945,7 @@
         <w:t>。</w:t>
       </w:r>
     </w:p>
-    <w:p>
-      <w:pPr>
-        <w:rPr>
-          <w:rFonts w:hint="eastAsia"/>
-        </w:rPr>
-      </w:pPr>
-    </w:p>
+    <w:p/>
     <w:p>
       <w:pPr>
         <w:jc w:val="center"/>
@@ -5105,10 +5012,2618 @@
     <w:p>
       <w:pPr>
         <w:jc w:val="center"/>
+      </w:pPr>
+    </w:p>
+    <w:p>
+      <w:pPr>
+        <w:pStyle w:val="3"/>
+      </w:pPr>
+      <w:r>
+        <w:t>1.5 卷积步长</w:t>
+      </w:r>
+    </w:p>
+    <w:p>
+      <w:r>
+        <w:t>卷积中的步幅是另一个构建卷积神经网络的基本操作，让我向你展示一个例子。</w:t>
+      </w:r>
+      <w:r>
         <w:rPr>
           <w:rFonts w:hint="eastAsia"/>
         </w:rPr>
-      </w:pPr>
+        <w:t>如果你想用</w:t>
+      </w:r>
+      <w:r>
+        <w:t>3×3的过滤器卷积这个7×7的图像，和之前不同的是，我们把步幅设置成了2。你还和之前一样取左上方的3×3区域的元素的乘积，再加起来，最后结果为91。</w:t>
+      </w:r>
+    </w:p>
+    <w:p>
+      <w:r>
+        <w:rPr>
+          <w:noProof/>
+        </w:rPr>
+        <w:drawing>
+          <wp:inline distT="0" distB="0" distL="0" distR="0" wp14:anchorId="403B0BA9" wp14:editId="71F211C4">
+            <wp:extent cx="4556760" cy="2049780"/>
+            <wp:effectExtent l="0" t="0" r="0" b="7620"/>
+            <wp:docPr id="28" name="图片 28" descr="http://www.ai-start.com/dl2017/images/1694d1170d50481e7180cfff7e697ef0.png"/>
+            <wp:cNvGraphicFramePr>
+              <a:graphicFrameLocks xmlns:a="http://schemas.openxmlformats.org/drawingml/2006/main" noChangeAspect="1"/>
+            </wp:cNvGraphicFramePr>
+            <a:graphic xmlns:a="http://schemas.openxmlformats.org/drawingml/2006/main">
+              <a:graphicData uri="http://schemas.openxmlformats.org/drawingml/2006/picture">
+                <pic:pic xmlns:pic="http://schemas.openxmlformats.org/drawingml/2006/picture">
+                  <pic:nvPicPr>
+                    <pic:cNvPr id="0" name="Picture 1" descr="http://www.ai-start.com/dl2017/images/1694d1170d50481e7180cfff7e697ef0.png"/>
+                    <pic:cNvPicPr>
+                      <a:picLocks noChangeAspect="1" noChangeArrowheads="1"/>
+                    </pic:cNvPicPr>
+                  </pic:nvPicPr>
+                  <pic:blipFill>
+                    <a:blip r:embed="rId34">
+                      <a:extLst>
+                        <a:ext uri="{28A0092B-C50C-407E-A947-70E740481C1C}">
+                          <a14:useLocalDpi xmlns:a14="http://schemas.microsoft.com/office/drawing/2010/main" val="0"/>
+                        </a:ext>
+                      </a:extLst>
+                    </a:blip>
+                    <a:srcRect/>
+                    <a:stretch>
+                      <a:fillRect/>
+                    </a:stretch>
+                  </pic:blipFill>
+                  <pic:spPr bwMode="auto">
+                    <a:xfrm>
+                      <a:off x="0" y="0"/>
+                      <a:ext cx="4556760" cy="2049780"/>
+                    </a:xfrm>
+                    <a:prstGeom prst="rect">
+                      <a:avLst/>
+                    </a:prstGeom>
+                    <a:noFill/>
+                    <a:ln>
+                      <a:noFill/>
+                    </a:ln>
+                  </pic:spPr>
+                </pic:pic>
+              </a:graphicData>
+            </a:graphic>
+          </wp:inline>
+        </w:drawing>
+      </w:r>
+    </w:p>
+    <w:p>
+      <w:pPr>
+        <w:pStyle w:val="a9"/>
+      </w:pPr>
+      <w:r>
+        <w:lastRenderedPageBreak/>
+        <w:t>只是之前我们移动蓝框的步长是1，现在移动的步长是2，我们让过滤器跳过2个步长，注意一下左上角，这个点移动到其后两格的点，跳过了一个位置。然后你还是将每个元素相乘并求和，你将会得到的结果是100。</w:t>
+      </w:r>
+    </w:p>
+    <w:p>
+      <w:r>
+        <w:rPr>
+          <w:noProof/>
+        </w:rPr>
+        <w:drawing>
+          <wp:inline distT="0" distB="0" distL="0" distR="0" wp14:anchorId="3F577E71" wp14:editId="65336CCD">
+            <wp:extent cx="4533900" cy="2095500"/>
+            <wp:effectExtent l="0" t="0" r="0" b="0"/>
+            <wp:docPr id="29" name="图片 29" descr="http://www.ai-start.com/dl2017/images/ba96c6114037a96d060f10dd7cb586c4.png"/>
+            <wp:cNvGraphicFramePr>
+              <a:graphicFrameLocks xmlns:a="http://schemas.openxmlformats.org/drawingml/2006/main" noChangeAspect="1"/>
+            </wp:cNvGraphicFramePr>
+            <a:graphic xmlns:a="http://schemas.openxmlformats.org/drawingml/2006/main">
+              <a:graphicData uri="http://schemas.openxmlformats.org/drawingml/2006/picture">
+                <pic:pic xmlns:pic="http://schemas.openxmlformats.org/drawingml/2006/picture">
+                  <pic:nvPicPr>
+                    <pic:cNvPr id="0" name="Picture 3" descr="http://www.ai-start.com/dl2017/images/ba96c6114037a96d060f10dd7cb586c4.png"/>
+                    <pic:cNvPicPr>
+                      <a:picLocks noChangeAspect="1" noChangeArrowheads="1"/>
+                    </pic:cNvPicPr>
+                  </pic:nvPicPr>
+                  <pic:blipFill>
+                    <a:blip r:embed="rId35">
+                      <a:extLst>
+                        <a:ext uri="{28A0092B-C50C-407E-A947-70E740481C1C}">
+                          <a14:useLocalDpi xmlns:a14="http://schemas.microsoft.com/office/drawing/2010/main" val="0"/>
+                        </a:ext>
+                      </a:extLst>
+                    </a:blip>
+                    <a:srcRect/>
+                    <a:stretch>
+                      <a:fillRect/>
+                    </a:stretch>
+                  </pic:blipFill>
+                  <pic:spPr bwMode="auto">
+                    <a:xfrm>
+                      <a:off x="0" y="0"/>
+                      <a:ext cx="4533900" cy="2095500"/>
+                    </a:xfrm>
+                    <a:prstGeom prst="rect">
+                      <a:avLst/>
+                    </a:prstGeom>
+                    <a:noFill/>
+                    <a:ln>
+                      <a:noFill/>
+                    </a:ln>
+                  </pic:spPr>
+                </pic:pic>
+              </a:graphicData>
+            </a:graphic>
+          </wp:inline>
+        </w:drawing>
+      </w:r>
+    </w:p>
+    <w:p/>
+    <w:p>
+      <w:r>
+        <w:rPr>
+          <w:rFonts w:hint="eastAsia"/>
+        </w:rPr>
+        <w:t>现在我们继续，将蓝色框移动两个步长，你将会得到</w:t>
+      </w:r>
+      <w:r>
+        <w:t>83的结果。当你移动到下一行的时候，你也是使用步长2而不是步长1，所以我们将蓝色框移动到这里：</w:t>
+      </w:r>
+    </w:p>
+    <w:p>
+      <w:pPr>
+        <w:rPr>
+          <w:rFonts w:hint="eastAsia"/>
+        </w:rPr>
+      </w:pPr>
+      <w:r>
+        <w:rPr>
+          <w:noProof/>
+        </w:rPr>
+        <w:drawing>
+          <wp:inline distT="0" distB="0" distL="0" distR="0" wp14:anchorId="24488ED4" wp14:editId="2B7EB3DC">
+            <wp:extent cx="5274310" cy="2088627"/>
+            <wp:effectExtent l="0" t="0" r="2540" b="6985"/>
+            <wp:docPr id="30" name="图片 30" descr="http://www.ai-start.com/dl2017/images/2739e8477bc1e66d482ee8aff917acab.png"/>
+            <wp:cNvGraphicFramePr>
+              <a:graphicFrameLocks xmlns:a="http://schemas.openxmlformats.org/drawingml/2006/main" noChangeAspect="1"/>
+            </wp:cNvGraphicFramePr>
+            <a:graphic xmlns:a="http://schemas.openxmlformats.org/drawingml/2006/main">
+              <a:graphicData uri="http://schemas.openxmlformats.org/drawingml/2006/picture">
+                <pic:pic xmlns:pic="http://schemas.openxmlformats.org/drawingml/2006/picture">
+                  <pic:nvPicPr>
+                    <pic:cNvPr id="0" name="Picture 5" descr="http://www.ai-start.com/dl2017/images/2739e8477bc1e66d482ee8aff917acab.png"/>
+                    <pic:cNvPicPr>
+                      <a:picLocks noChangeAspect="1" noChangeArrowheads="1"/>
+                    </pic:cNvPicPr>
+                  </pic:nvPicPr>
+                  <pic:blipFill>
+                    <a:blip r:embed="rId36">
+                      <a:extLst>
+                        <a:ext uri="{28A0092B-C50C-407E-A947-70E740481C1C}">
+                          <a14:useLocalDpi xmlns:a14="http://schemas.microsoft.com/office/drawing/2010/main" val="0"/>
+                        </a:ext>
+                      </a:extLst>
+                    </a:blip>
+                    <a:srcRect/>
+                    <a:stretch>
+                      <a:fillRect/>
+                    </a:stretch>
+                  </pic:blipFill>
+                  <pic:spPr bwMode="auto">
+                    <a:xfrm>
+                      <a:off x="0" y="0"/>
+                      <a:ext cx="5274310" cy="2088627"/>
+                    </a:xfrm>
+                    <a:prstGeom prst="rect">
+                      <a:avLst/>
+                    </a:prstGeom>
+                    <a:noFill/>
+                    <a:ln>
+                      <a:noFill/>
+                    </a:ln>
+                  </pic:spPr>
+                </pic:pic>
+              </a:graphicData>
+            </a:graphic>
+          </wp:inline>
+        </w:drawing>
+      </w:r>
+    </w:p>
+    <w:p>
+      <w:r>
+        <w:t>注意到我们跳过了一个位置，得到69的结果，现在你继续移动两个步长，会得到91，127，最后一行分别是44，72，74。</w:t>
+      </w:r>
+    </w:p>
+    <w:p>
+      <w:r>
+        <w:rPr>
+          <w:noProof/>
+        </w:rPr>
+        <w:drawing>
+          <wp:inline distT="0" distB="0" distL="0" distR="0" wp14:anchorId="4BEFD3E6" wp14:editId="414C7859">
+            <wp:extent cx="5274310" cy="2158951"/>
+            <wp:effectExtent l="0" t="0" r="2540" b="0"/>
+            <wp:docPr id="31" name="图片 31" descr="http://www.ai-start.com/dl2017/images/9cacda308d53adb7d154a3b259569f45.png"/>
+            <wp:cNvGraphicFramePr>
+              <a:graphicFrameLocks xmlns:a="http://schemas.openxmlformats.org/drawingml/2006/main" noChangeAspect="1"/>
+            </wp:cNvGraphicFramePr>
+            <a:graphic xmlns:a="http://schemas.openxmlformats.org/drawingml/2006/main">
+              <a:graphicData uri="http://schemas.openxmlformats.org/drawingml/2006/picture">
+                <pic:pic xmlns:pic="http://schemas.openxmlformats.org/drawingml/2006/picture">
+                  <pic:nvPicPr>
+                    <pic:cNvPr id="0" name="Picture 7" descr="http://www.ai-start.com/dl2017/images/9cacda308d53adb7d154a3b259569f45.png"/>
+                    <pic:cNvPicPr>
+                      <a:picLocks noChangeAspect="1" noChangeArrowheads="1"/>
+                    </pic:cNvPicPr>
+                  </pic:nvPicPr>
+                  <pic:blipFill>
+                    <a:blip r:embed="rId37">
+                      <a:extLst>
+                        <a:ext uri="{28A0092B-C50C-407E-A947-70E740481C1C}">
+                          <a14:useLocalDpi xmlns:a14="http://schemas.microsoft.com/office/drawing/2010/main" val="0"/>
+                        </a:ext>
+                      </a:extLst>
+                    </a:blip>
+                    <a:srcRect/>
+                    <a:stretch>
+                      <a:fillRect/>
+                    </a:stretch>
+                  </pic:blipFill>
+                  <pic:spPr bwMode="auto">
+                    <a:xfrm>
+                      <a:off x="0" y="0"/>
+                      <a:ext cx="5274310" cy="2158951"/>
+                    </a:xfrm>
+                    <a:prstGeom prst="rect">
+                      <a:avLst/>
+                    </a:prstGeom>
+                    <a:noFill/>
+                    <a:ln>
+                      <a:noFill/>
+                    </a:ln>
+                  </pic:spPr>
+                </pic:pic>
+              </a:graphicData>
+            </a:graphic>
+          </wp:inline>
+        </w:drawing>
+      </w:r>
+    </w:p>
+    <w:p/>
+    <w:p>
+      <w:r>
+        <w:t>所以在这个例子中，我们用3×3的矩阵卷积一个7×7的矩阵，得到一个3×3的输出。</w:t>
+      </w:r>
+    </w:p>
+    <w:p>
+      <w:r>
+        <w:rPr>
+          <w:noProof/>
+        </w:rPr>
+        <w:lastRenderedPageBreak/>
+        <w:drawing>
+          <wp:inline distT="0" distB="0" distL="0" distR="0" wp14:anchorId="49127E0C" wp14:editId="4F0B8F98">
+            <wp:extent cx="5274310" cy="3171618"/>
+            <wp:effectExtent l="0" t="0" r="2540" b="0"/>
+            <wp:docPr id="33" name="图片 33" descr="http://www.ai-start.com/dl2017/images/d665c6db6cfb55a7b6dc4b80789d46ed.png"/>
+            <wp:cNvGraphicFramePr>
+              <a:graphicFrameLocks xmlns:a="http://schemas.openxmlformats.org/drawingml/2006/main" noChangeAspect="1"/>
+            </wp:cNvGraphicFramePr>
+            <a:graphic xmlns:a="http://schemas.openxmlformats.org/drawingml/2006/main">
+              <a:graphicData uri="http://schemas.openxmlformats.org/drawingml/2006/picture">
+                <pic:pic xmlns:pic="http://schemas.openxmlformats.org/drawingml/2006/picture">
+                  <pic:nvPicPr>
+                    <pic:cNvPr id="0" name="Picture 11" descr="http://www.ai-start.com/dl2017/images/d665c6db6cfb55a7b6dc4b80789d46ed.png"/>
+                    <pic:cNvPicPr>
+                      <a:picLocks noChangeAspect="1" noChangeArrowheads="1"/>
+                    </pic:cNvPicPr>
+                  </pic:nvPicPr>
+                  <pic:blipFill>
+                    <a:blip r:embed="rId38">
+                      <a:extLst>
+                        <a:ext uri="{28A0092B-C50C-407E-A947-70E740481C1C}">
+                          <a14:useLocalDpi xmlns:a14="http://schemas.microsoft.com/office/drawing/2010/main" val="0"/>
+                        </a:ext>
+                      </a:extLst>
+                    </a:blip>
+                    <a:srcRect/>
+                    <a:stretch>
+                      <a:fillRect/>
+                    </a:stretch>
+                  </pic:blipFill>
+                  <pic:spPr bwMode="auto">
+                    <a:xfrm>
+                      <a:off x="0" y="0"/>
+                      <a:ext cx="5274310" cy="3171618"/>
+                    </a:xfrm>
+                    <a:prstGeom prst="rect">
+                      <a:avLst/>
+                    </a:prstGeom>
+                    <a:noFill/>
+                    <a:ln>
+                      <a:noFill/>
+                    </a:ln>
+                  </pic:spPr>
+                </pic:pic>
+              </a:graphicData>
+            </a:graphic>
+          </wp:inline>
+        </w:drawing>
+      </w:r>
+    </w:p>
+    <w:p/>
+    <w:p>
+      <w:r>
+        <w:t>输入和输出的维度是由下面的公式决定的。如果你用一个的</w:t>
+      </w:r>
+      <m:oMath>
+        <m:r>
+          <m:rPr>
+            <m:sty m:val="p"/>
+          </m:rPr>
+          <w:rPr>
+            <w:rFonts w:ascii="Cambria Math" w:hAnsi="Cambria Math"/>
+          </w:rPr>
+          <m:t>f×f</m:t>
+        </m:r>
+      </m:oMath>
+      <w:r>
+        <w:t>过滤器卷积一个</w:t>
+      </w:r>
+      <w:r>
+        <w:rPr>
+          <w:rFonts w:hint="eastAsia"/>
+        </w:rPr>
+        <w:t>n</w:t>
+      </w:r>
+      <m:oMath>
+        <m:r>
+          <m:rPr>
+            <m:sty m:val="p"/>
+          </m:rPr>
+          <w:rPr>
+            <w:rFonts w:ascii="Cambria Math" w:hAnsi="Cambria Math"/>
+          </w:rPr>
+          <m:t>×</m:t>
+        </m:r>
+        <m:r>
+          <m:rPr>
+            <m:sty m:val="p"/>
+          </m:rPr>
+          <w:rPr>
+            <w:rFonts w:ascii="Cambria Math" w:hAnsi="Cambria Math"/>
+          </w:rPr>
+          <m:t>n</m:t>
+        </m:r>
+      </m:oMath>
+      <w:r>
+        <w:t>的图像，你的</w:t>
+      </w:r>
+      <w:r>
+        <w:rPr>
+          <w:rStyle w:val="aa"/>
+        </w:rPr>
+        <w:t>padding</w:t>
+      </w:r>
+      <w:r>
+        <w:t>为</w:t>
+      </w:r>
+      <w:r>
+        <w:rPr>
+          <w:rFonts w:hint="eastAsia"/>
+        </w:rPr>
+        <w:t>p</w:t>
+      </w:r>
+      <w:r>
+        <w:t>，步幅为</w:t>
+      </w:r>
+      <w:r>
+        <w:rPr>
+          <w:rFonts w:hint="eastAsia"/>
+        </w:rPr>
+        <w:t>s</w:t>
+      </w:r>
+      <w:r>
+        <w:t>，在这个例子中</w:t>
+      </w:r>
+      <w:r>
+        <w:rPr>
+          <w:rFonts w:hint="eastAsia"/>
+        </w:rPr>
+        <w:t>s</w:t>
+      </w:r>
+      <w:r>
+        <w:t xml:space="preserve"> = 2</w:t>
+      </w:r>
+      <w:r>
+        <w:t>，你会得到一个输出，因为现在你不是一次移动一个步子，而是一次移动</w:t>
+      </w:r>
+      <w:r>
+        <w:rPr>
+          <w:rFonts w:hint="eastAsia"/>
+        </w:rPr>
+        <w:t>s</w:t>
+      </w:r>
+      <w:r>
+        <w:t>个步子，输出于是变为</w:t>
+      </w:r>
+      <m:oMath>
+        <m:r>
+          <m:rPr>
+            <m:sty m:val="p"/>
+          </m:rPr>
+          <w:rPr>
+            <w:rFonts w:ascii="Cambria Math" w:hAnsi="Cambria Math"/>
+          </w:rPr>
+          <m:t>(</m:t>
+        </m:r>
+        <m:f>
+          <m:fPr>
+            <m:ctrlPr>
+              <w:rPr>
+                <w:rFonts w:ascii="Cambria Math" w:hAnsi="Cambria Math"/>
+              </w:rPr>
+            </m:ctrlPr>
+          </m:fPr>
+          <m:num>
+            <m:r>
+              <m:rPr>
+                <m:sty m:val="p"/>
+              </m:rPr>
+              <w:rPr>
+                <w:rFonts w:ascii="Cambria Math" w:hAnsi="Cambria Math" w:hint="eastAsia"/>
+              </w:rPr>
+              <m:t>n</m:t>
+            </m:r>
+            <m:r>
+              <m:rPr>
+                <m:sty m:val="p"/>
+              </m:rPr>
+              <w:rPr>
+                <w:rFonts w:ascii="Cambria Math" w:hAnsi="Cambria Math"/>
+              </w:rPr>
+              <m:t>+2p-f</m:t>
+            </m:r>
+          </m:num>
+          <m:den>
+            <m:r>
+              <w:rPr>
+                <w:rFonts w:ascii="Cambria Math" w:hAnsi="Cambria Math"/>
+              </w:rPr>
+              <m:t>s</m:t>
+            </m:r>
+          </m:den>
+        </m:f>
+        <m:r>
+          <m:rPr>
+            <m:sty m:val="p"/>
+          </m:rPr>
+          <w:rPr>
+            <w:rFonts w:ascii="Cambria Math" w:hAnsi="Cambria Math"/>
+          </w:rPr>
+          <m:t>+1)×(</m:t>
+        </m:r>
+        <m:f>
+          <m:fPr>
+            <m:ctrlPr>
+              <w:rPr>
+                <w:rFonts w:ascii="Cambria Math" w:hAnsi="Cambria Math"/>
+              </w:rPr>
+            </m:ctrlPr>
+          </m:fPr>
+          <m:num>
+            <m:r>
+              <m:rPr>
+                <m:sty m:val="p"/>
+              </m:rPr>
+              <w:rPr>
+                <w:rFonts w:ascii="Cambria Math" w:hAnsi="Cambria Math" w:hint="eastAsia"/>
+              </w:rPr>
+              <m:t>n</m:t>
+            </m:r>
+            <m:r>
+              <m:rPr>
+                <m:sty m:val="p"/>
+              </m:rPr>
+              <w:rPr>
+                <w:rFonts w:ascii="Cambria Math" w:hAnsi="Cambria Math"/>
+              </w:rPr>
+              <m:t>+2p-f</m:t>
+            </m:r>
+          </m:num>
+          <m:den>
+            <m:r>
+              <w:rPr>
+                <w:rFonts w:ascii="Cambria Math" w:hAnsi="Cambria Math"/>
+              </w:rPr>
+              <m:t>s</m:t>
+            </m:r>
+          </m:den>
+        </m:f>
+        <m:r>
+          <m:rPr>
+            <m:sty m:val="p"/>
+          </m:rPr>
+          <w:rPr>
+            <w:rFonts w:ascii="Cambria Math" w:hAnsi="Cambria Math"/>
+          </w:rPr>
+          <m:t>-f+1)</m:t>
+        </m:r>
+      </m:oMath>
+      <w:r>
+        <w:rPr>
+          <w:rFonts w:hint="eastAsia"/>
+        </w:rPr>
+        <w:t>.</w:t>
+      </w:r>
+    </w:p>
+    <w:p>
+      <w:r>
+        <w:t>在我们的这个例子里</w:t>
+      </w:r>
+      <w:r>
+        <w:rPr>
+          <w:rFonts w:hint="eastAsia"/>
+        </w:rPr>
+        <w:t>n</w:t>
+      </w:r>
+      <w:r>
+        <w:t>=7</w:t>
+      </w:r>
+      <w:r>
+        <w:t>，</w:t>
+      </w:r>
+      <w:r>
+        <w:rPr>
+          <w:rFonts w:hint="eastAsia"/>
+        </w:rPr>
+        <w:t>p</w:t>
+      </w:r>
+      <w:r>
+        <w:t xml:space="preserve">=0, f=3, </w:t>
+      </w:r>
+      <w:r>
+        <w:rPr>
+          <w:rFonts w:hint="eastAsia"/>
+        </w:rPr>
+        <w:t>s</w:t>
+      </w:r>
+      <w:r>
+        <w:t>=2</w:t>
+      </w:r>
+      <w:r>
+        <w:t>，</w:t>
+      </w:r>
+      <m:oMath>
+        <m:d>
+          <m:dPr>
+            <m:ctrlPr>
+              <w:rPr>
+                <w:rFonts w:ascii="Cambria Math" w:hAnsi="Cambria Math"/>
+              </w:rPr>
+            </m:ctrlPr>
+          </m:dPr>
+          <m:e>
+            <m:f>
+              <m:fPr>
+                <m:ctrlPr>
+                  <w:rPr>
+                    <w:rFonts w:ascii="Cambria Math" w:hAnsi="Cambria Math"/>
+                  </w:rPr>
+                </m:ctrlPr>
+              </m:fPr>
+              <m:num>
+                <m:r>
+                  <m:rPr>
+                    <m:sty m:val="p"/>
+                  </m:rPr>
+                  <w:rPr>
+                    <w:rFonts w:ascii="Cambria Math" w:hAnsi="Cambria Math"/>
+                  </w:rPr>
+                  <m:t>7</m:t>
+                </m:r>
+                <m:r>
+                  <m:rPr>
+                    <m:sty m:val="p"/>
+                  </m:rPr>
+                  <w:rPr>
+                    <w:rFonts w:ascii="Cambria Math" w:hAnsi="Cambria Math"/>
+                  </w:rPr>
+                  <m:t>+2</m:t>
+                </m:r>
+                <m:r>
+                  <m:rPr>
+                    <m:sty m:val="p"/>
+                  </m:rPr>
+                  <w:rPr>
+                    <w:rFonts w:ascii="Cambria Math" w:hAnsi="Cambria Math"/>
+                  </w:rPr>
+                  <m:t>×0</m:t>
+                </m:r>
+                <m:r>
+                  <m:rPr>
+                    <m:sty m:val="p"/>
+                  </m:rPr>
+                  <w:rPr>
+                    <w:rFonts w:ascii="Cambria Math" w:hAnsi="Cambria Math"/>
+                  </w:rPr>
+                  <m:t>-</m:t>
+                </m:r>
+                <m:r>
+                  <m:rPr>
+                    <m:sty m:val="p"/>
+                  </m:rPr>
+                  <w:rPr>
+                    <w:rFonts w:ascii="Cambria Math" w:hAnsi="Cambria Math"/>
+                  </w:rPr>
+                  <m:t>3</m:t>
+                </m:r>
+              </m:num>
+              <m:den>
+                <m:r>
+                  <w:rPr>
+                    <w:rFonts w:ascii="Cambria Math" w:hAnsi="Cambria Math"/>
+                  </w:rPr>
+                  <m:t>2</m:t>
+                </m:r>
+              </m:den>
+            </m:f>
+            <m:r>
+              <m:rPr>
+                <m:sty m:val="p"/>
+              </m:rPr>
+              <w:rPr>
+                <w:rFonts w:ascii="Cambria Math" w:hAnsi="Cambria Math"/>
+              </w:rPr>
+              <m:t>+1</m:t>
+            </m:r>
+          </m:e>
+        </m:d>
+        <m:r>
+          <w:rPr>
+            <w:rFonts w:ascii="Cambria Math" w:hAnsi="Cambria Math"/>
+          </w:rPr>
+          <m:t>=3</m:t>
+        </m:r>
+      </m:oMath>
+      <w:r>
+        <w:rPr>
+          <w:rFonts w:hint="eastAsia"/>
+        </w:rPr>
+        <w:t>,</w:t>
+      </w:r>
+      <w:r>
+        <w:t xml:space="preserve"> </w:t>
+      </w:r>
+      <w:r>
+        <w:t>即3×3的输出。</w:t>
+      </w:r>
+    </w:p>
+    <w:p>
+      <w:r>
+        <w:rPr>
+          <w:noProof/>
+        </w:rPr>
+        <w:drawing>
+          <wp:inline distT="0" distB="0" distL="0" distR="0" wp14:anchorId="5547FBA3" wp14:editId="7B72FB9B">
+            <wp:extent cx="5274310" cy="949376"/>
+            <wp:effectExtent l="0" t="0" r="2540" b="3175"/>
+            <wp:docPr id="32" name="图片 32" descr="http://www.ai-start.com/dl2017/images/3c52cc84feb068790c17c950028daf31.png"/>
+            <wp:cNvGraphicFramePr>
+              <a:graphicFrameLocks xmlns:a="http://schemas.openxmlformats.org/drawingml/2006/main" noChangeAspect="1"/>
+            </wp:cNvGraphicFramePr>
+            <a:graphic xmlns:a="http://schemas.openxmlformats.org/drawingml/2006/main">
+              <a:graphicData uri="http://schemas.openxmlformats.org/drawingml/2006/picture">
+                <pic:pic xmlns:pic="http://schemas.openxmlformats.org/drawingml/2006/picture">
+                  <pic:nvPicPr>
+                    <pic:cNvPr id="0" name="Picture 9" descr="http://www.ai-start.com/dl2017/images/3c52cc84feb068790c17c950028daf31.png"/>
+                    <pic:cNvPicPr>
+                      <a:picLocks noChangeAspect="1" noChangeArrowheads="1"/>
+                    </pic:cNvPicPr>
+                  </pic:nvPicPr>
+                  <pic:blipFill>
+                    <a:blip r:embed="rId39">
+                      <a:extLst>
+                        <a:ext uri="{28A0092B-C50C-407E-A947-70E740481C1C}">
+                          <a14:useLocalDpi xmlns:a14="http://schemas.microsoft.com/office/drawing/2010/main" val="0"/>
+                        </a:ext>
+                      </a:extLst>
+                    </a:blip>
+                    <a:srcRect/>
+                    <a:stretch>
+                      <a:fillRect/>
+                    </a:stretch>
+                  </pic:blipFill>
+                  <pic:spPr bwMode="auto">
+                    <a:xfrm>
+                      <a:off x="0" y="0"/>
+                      <a:ext cx="5274310" cy="949376"/>
+                    </a:xfrm>
+                    <a:prstGeom prst="rect">
+                      <a:avLst/>
+                    </a:prstGeom>
+                    <a:noFill/>
+                    <a:ln>
+                      <a:noFill/>
+                    </a:ln>
+                  </pic:spPr>
+                </pic:pic>
+              </a:graphicData>
+            </a:graphic>
+          </wp:inline>
+        </w:drawing>
+      </w:r>
+    </w:p>
+    <w:p/>
+    <w:p>
+      <w:r>
+        <w:t>现在只剩下最后的一个细节了，</w:t>
+      </w:r>
+      <w:r>
+        <w:rPr>
+          <w:b/>
+        </w:rPr>
+        <w:t>如果商不是一个整数怎么办？在这种情况下，我们向下取整。</w:t>
+      </w:r>
+      <w:r>
+        <w:t>这是向下取整的符号，这也叫做对进行地板除(</w:t>
+      </w:r>
+      <w:r>
+        <w:rPr>
+          <w:rStyle w:val="aa"/>
+        </w:rPr>
+        <w:t>floo</w:t>
+      </w:r>
+      <w:r>
+        <w:t>r)，这意味着向下取整到最近的整数。这个原则实现的方式是，你只在蓝框完全包括在图像或填充完的图像内部时，才对它进行运算。如果有任意一个蓝框移动到了外面，那你就不要进行相乘操作，这是一个惯例。你的3×3的过滤器必须完全处于图像中或者填充之后的图像区域内才输出相应结果，这就是惯例。因此正确计算输出维度的方法是向下取整，以免</w:t>
+      </w:r>
+      <m:oMath>
+        <m:r>
+          <m:rPr>
+            <m:sty m:val="p"/>
+          </m:rPr>
+          <w:rPr>
+            <w:rFonts w:ascii="Cambria Math" w:hAnsi="Cambria Math"/>
+          </w:rPr>
+          <m:t>(</m:t>
+        </m:r>
+        <m:f>
+          <m:fPr>
+            <m:ctrlPr>
+              <w:rPr>
+                <w:rFonts w:ascii="Cambria Math" w:hAnsi="Cambria Math"/>
+              </w:rPr>
+            </m:ctrlPr>
+          </m:fPr>
+          <m:num>
+            <m:r>
+              <m:rPr>
+                <m:sty m:val="p"/>
+              </m:rPr>
+              <w:rPr>
+                <w:rFonts w:ascii="Cambria Math" w:hAnsi="Cambria Math" w:hint="eastAsia"/>
+              </w:rPr>
+              <m:t>n</m:t>
+            </m:r>
+            <m:r>
+              <m:rPr>
+                <m:sty m:val="p"/>
+              </m:rPr>
+              <w:rPr>
+                <w:rFonts w:ascii="Cambria Math" w:hAnsi="Cambria Math"/>
+              </w:rPr>
+              <m:t>+2p-f</m:t>
+            </m:r>
+          </m:num>
+          <m:den>
+            <m:r>
+              <w:rPr>
+                <w:rFonts w:ascii="Cambria Math" w:hAnsi="Cambria Math"/>
+              </w:rPr>
+              <m:t>s</m:t>
+            </m:r>
+          </m:den>
+        </m:f>
+        <m:r>
+          <m:rPr>
+            <m:sty m:val="p"/>
+          </m:rPr>
+          <w:rPr>
+            <w:rFonts w:ascii="Cambria Math" w:hAnsi="Cambria Math"/>
+          </w:rPr>
+          <m:t>+1)</m:t>
+        </m:r>
+      </m:oMath>
+      <w:r>
+        <w:t>不是整数。</w:t>
+      </w:r>
+    </w:p>
+    <w:p>
+      <w:r>
+        <w:t>总结一下维度情况，如果你有一个</w:t>
+      </w:r>
+      <m:oMath>
+        <m:r>
+          <m:rPr>
+            <m:sty m:val="p"/>
+          </m:rPr>
+          <w:rPr>
+            <w:rFonts w:ascii="Cambria Math" w:hAnsi="Cambria Math" w:hint="eastAsia"/>
+          </w:rPr>
+          <m:t>n</m:t>
+        </m:r>
+        <m:r>
+          <m:rPr>
+            <m:sty m:val="p"/>
+          </m:rPr>
+          <w:rPr>
+            <w:rFonts w:ascii="Cambria Math" w:hAnsi="Cambria Math"/>
+          </w:rPr>
+          <m:t>×n</m:t>
+        </m:r>
+      </m:oMath>
+      <w:r>
+        <w:t>的矩阵或者的图像，与一个</w:t>
+      </w:r>
+      <m:oMath>
+        <m:r>
+          <m:rPr>
+            <m:sty m:val="p"/>
+          </m:rPr>
+          <w:rPr>
+            <w:rFonts w:ascii="Cambria Math" w:hAnsi="Cambria Math"/>
+          </w:rPr>
+          <m:t>f×f</m:t>
+        </m:r>
+      </m:oMath>
+      <w:r>
+        <w:t>的矩阵卷积，或者说</w:t>
+      </w:r>
+      <m:oMath>
+        <m:r>
+          <m:rPr>
+            <m:sty m:val="p"/>
+          </m:rPr>
+          <w:rPr>
+            <w:rFonts w:ascii="Cambria Math" w:hAnsi="Cambria Math"/>
+          </w:rPr>
+          <m:t>f×f</m:t>
+        </m:r>
+      </m:oMath>
+      <w:r>
+        <w:t>的过滤器。</w:t>
+      </w:r>
+      <w:r>
+        <w:rPr>
+          <w:rStyle w:val="aa"/>
+        </w:rPr>
+        <w:t>Padding</w:t>
+      </w:r>
+      <w:r>
+        <w:t>是</w:t>
+      </w:r>
+      <w:r>
+        <w:rPr>
+          <w:rFonts w:hint="eastAsia"/>
+        </w:rPr>
+        <w:t>p</w:t>
+      </w:r>
+      <w:r>
+        <w:t>，步幅为</w:t>
+      </w:r>
+      <w:r>
+        <w:rPr>
+          <w:rFonts w:hint="eastAsia"/>
+        </w:rPr>
+        <w:t>s</w:t>
+      </w:r>
+      <w:r>
+        <w:t>没输出尺寸就是这样：</w:t>
+      </w:r>
+    </w:p>
+    <w:p>
+      <w:r>
+        <w:rPr>
+          <w:noProof/>
+        </w:rPr>
+        <w:lastRenderedPageBreak/>
+        <w:drawing>
+          <wp:inline distT="0" distB="0" distL="0" distR="0" wp14:anchorId="516D95F0" wp14:editId="3AF5056D">
+            <wp:extent cx="3810000" cy="2133600"/>
+            <wp:effectExtent l="0" t="0" r="0" b="0"/>
+            <wp:docPr id="34" name="图片 34" descr="http://www.ai-start.com/dl2017/images/58810d826a00657957640fb931f792a7.png"/>
+            <wp:cNvGraphicFramePr>
+              <a:graphicFrameLocks xmlns:a="http://schemas.openxmlformats.org/drawingml/2006/main" noChangeAspect="1"/>
+            </wp:cNvGraphicFramePr>
+            <a:graphic xmlns:a="http://schemas.openxmlformats.org/drawingml/2006/main">
+              <a:graphicData uri="http://schemas.openxmlformats.org/drawingml/2006/picture">
+                <pic:pic xmlns:pic="http://schemas.openxmlformats.org/drawingml/2006/picture">
+                  <pic:nvPicPr>
+                    <pic:cNvPr id="0" name="Picture 13" descr="http://www.ai-start.com/dl2017/images/58810d826a00657957640fb931f792a7.png"/>
+                    <pic:cNvPicPr>
+                      <a:picLocks noChangeAspect="1" noChangeArrowheads="1"/>
+                    </pic:cNvPicPr>
+                  </pic:nvPicPr>
+                  <pic:blipFill>
+                    <a:blip r:embed="rId40">
+                      <a:extLst>
+                        <a:ext uri="{28A0092B-C50C-407E-A947-70E740481C1C}">
+                          <a14:useLocalDpi xmlns:a14="http://schemas.microsoft.com/office/drawing/2010/main" val="0"/>
+                        </a:ext>
+                      </a:extLst>
+                    </a:blip>
+                    <a:srcRect/>
+                    <a:stretch>
+                      <a:fillRect/>
+                    </a:stretch>
+                  </pic:blipFill>
+                  <pic:spPr bwMode="auto">
+                    <a:xfrm>
+                      <a:off x="0" y="0"/>
+                      <a:ext cx="3810000" cy="2133600"/>
+                    </a:xfrm>
+                    <a:prstGeom prst="rect">
+                      <a:avLst/>
+                    </a:prstGeom>
+                    <a:noFill/>
+                    <a:ln>
+                      <a:noFill/>
+                    </a:ln>
+                  </pic:spPr>
+                </pic:pic>
+              </a:graphicData>
+            </a:graphic>
+          </wp:inline>
+        </w:drawing>
+      </w:r>
+    </w:p>
+    <w:p>
+      <w:r>
+        <w:t>可以选择所有的数使结果是整数是挺不错的，尽管一些时候，你不必这样做，只要向下取整也就可以了。你也可以自己选择一些</w:t>
+      </w:r>
+      <w:r>
+        <w:rPr>
+          <w:rFonts w:hint="eastAsia"/>
+        </w:rPr>
+        <w:t>n</w:t>
+      </w:r>
+      <w:r>
+        <w:t>，</w:t>
+      </w:r>
+      <w:r>
+        <w:rPr>
+          <w:rFonts w:hint="eastAsia"/>
+        </w:rPr>
+        <w:t>f</w:t>
+      </w:r>
+      <w:r>
+        <w:t>，</w:t>
+      </w:r>
+      <w:r>
+        <w:rPr>
+          <w:rFonts w:hint="eastAsia"/>
+        </w:rPr>
+        <w:t>p</w:t>
+      </w:r>
+      <w:r>
+        <w:t>和</w:t>
+      </w:r>
+      <w:r>
+        <w:t>s</w:t>
+      </w:r>
+      <w:r>
+        <w:t>的值来验证这个输出尺寸的公式是对的。</w:t>
+      </w:r>
+    </w:p>
+    <w:p>
+      <w:pPr>
+        <w:rPr>
+          <w:noProof/>
+        </w:rPr>
+      </w:pPr>
+    </w:p>
+    <w:p/>
+    <w:p>
+      <w:pPr>
+        <w:pStyle w:val="3"/>
+      </w:pPr>
+      <w:r>
+        <w:t>1.6 三维卷积</w:t>
+      </w:r>
+    </w:p>
+    <w:p>
+      <w:pPr>
+        <w:rPr>
+          <w:rFonts w:hint="eastAsia"/>
+        </w:rPr>
+      </w:pPr>
+      <w:r>
+        <w:rPr>
+          <w:rFonts w:hint="eastAsia"/>
+        </w:rPr>
+        <w:t>我们从一个例子开始，假如说你不仅想检测灰度图像的特征，也想检测</w:t>
+      </w:r>
+      <w:r>
+        <w:t>RGB彩色图像的特征。彩色图像如果是6×6×3，这里的3指的是三个颜色通道，你可以把它想象成三个6×6图像的堆叠。为了检测图像的边缘或者其他的特征，不是把它跟原来的3×3的过滤器做卷积，而是跟一个三维的过滤器，它的维度是3×3×3，这样这个过滤器也有三层，对应红绿、蓝三个通道。</w:t>
+      </w:r>
+    </w:p>
+    <w:p/>
+    <w:p>
+      <w:r>
+        <w:t>给这些命个名字（原图像），这里的第一个6代表图像高度，第二个6代表宽度，这个3代表通道的数目。同样你的过滤器也有一个高，宽和通道数，并且图像的通道数必须和过滤器的通道数匹配，所以这两个数（紫色方框标记的两个数）必须相等。下个幻灯片里，我们就会知道这个卷积操作是如何进行的了，这个的输出会是一个4×4的图像，注意是4×4×1，最后一个数不是3了。</w:t>
+      </w:r>
+    </w:p>
+    <w:p>
+      <w:r>
+        <w:rPr>
+          <w:noProof/>
+        </w:rPr>
+        <w:drawing>
+          <wp:inline distT="0" distB="0" distL="0" distR="0" wp14:anchorId="152E7C21" wp14:editId="7F1F3B1C">
+            <wp:extent cx="5274310" cy="2376956"/>
+            <wp:effectExtent l="0" t="0" r="2540" b="4445"/>
+            <wp:docPr id="36" name="图片 36" descr="http://www.ai-start.com/dl2017/images/0750b2344d16400b2db885261b059f53.png"/>
+            <wp:cNvGraphicFramePr>
+              <a:graphicFrameLocks xmlns:a="http://schemas.openxmlformats.org/drawingml/2006/main" noChangeAspect="1"/>
+            </wp:cNvGraphicFramePr>
+            <a:graphic xmlns:a="http://schemas.openxmlformats.org/drawingml/2006/main">
+              <a:graphicData uri="http://schemas.openxmlformats.org/drawingml/2006/picture">
+                <pic:pic xmlns:pic="http://schemas.openxmlformats.org/drawingml/2006/picture">
+                  <pic:nvPicPr>
+                    <pic:cNvPr id="0" name="Picture 17" descr="http://www.ai-start.com/dl2017/images/0750b2344d16400b2db885261b059f53.png"/>
+                    <pic:cNvPicPr>
+                      <a:picLocks noChangeAspect="1" noChangeArrowheads="1"/>
+                    </pic:cNvPicPr>
+                  </pic:nvPicPr>
+                  <pic:blipFill>
+                    <a:blip r:embed="rId41">
+                      <a:extLst>
+                        <a:ext uri="{28A0092B-C50C-407E-A947-70E740481C1C}">
+                          <a14:useLocalDpi xmlns:a14="http://schemas.microsoft.com/office/drawing/2010/main" val="0"/>
+                        </a:ext>
+                      </a:extLst>
+                    </a:blip>
+                    <a:srcRect/>
+                    <a:stretch>
+                      <a:fillRect/>
+                    </a:stretch>
+                  </pic:blipFill>
+                  <pic:spPr bwMode="auto">
+                    <a:xfrm>
+                      <a:off x="0" y="0"/>
+                      <a:ext cx="5274310" cy="2376956"/>
+                    </a:xfrm>
+                    <a:prstGeom prst="rect">
+                      <a:avLst/>
+                    </a:prstGeom>
+                    <a:noFill/>
+                    <a:ln>
+                      <a:noFill/>
+                    </a:ln>
+                  </pic:spPr>
+                </pic:pic>
+              </a:graphicData>
+            </a:graphic>
+          </wp:inline>
+        </w:drawing>
+      </w:r>
+    </w:p>
+    <w:p/>
+    <w:p>
+      <w:r>
+        <w:t>我们研究下这背后的细节，首先先换一张好看的图片。这个是6×6×3的图像，这个是3×3×3</w:t>
+      </w:r>
+      <w:r>
+        <w:lastRenderedPageBreak/>
+        <w:t>的过滤器，最后一个数字通道数必须和过滤器中的通道数相匹配。为了简化这个3×3×3过滤器的图像，我们不把它画成3个矩阵的堆叠，而画成这样，一个三维的立方体。</w:t>
+      </w:r>
+    </w:p>
+    <w:p>
+      <w:r>
+        <w:rPr>
+          <w:noProof/>
+        </w:rPr>
+        <w:drawing>
+          <wp:inline distT="0" distB="0" distL="0" distR="0" wp14:anchorId="6F740673" wp14:editId="3DE98676">
+            <wp:extent cx="4907280" cy="2232660"/>
+            <wp:effectExtent l="0" t="0" r="7620" b="0"/>
+            <wp:docPr id="37" name="图片 37" descr="http://www.ai-start.com/dl2017/images/d148c3dd7ce9e6d7e29c02c483298842.png"/>
+            <wp:cNvGraphicFramePr>
+              <a:graphicFrameLocks xmlns:a="http://schemas.openxmlformats.org/drawingml/2006/main" noChangeAspect="1"/>
+            </wp:cNvGraphicFramePr>
+            <a:graphic xmlns:a="http://schemas.openxmlformats.org/drawingml/2006/main">
+              <a:graphicData uri="http://schemas.openxmlformats.org/drawingml/2006/picture">
+                <pic:pic xmlns:pic="http://schemas.openxmlformats.org/drawingml/2006/picture">
+                  <pic:nvPicPr>
+                    <pic:cNvPr id="0" name="Picture 19" descr="http://www.ai-start.com/dl2017/images/d148c3dd7ce9e6d7e29c02c483298842.png"/>
+                    <pic:cNvPicPr>
+                      <a:picLocks noChangeAspect="1" noChangeArrowheads="1"/>
+                    </pic:cNvPicPr>
+                  </pic:nvPicPr>
+                  <pic:blipFill>
+                    <a:blip r:embed="rId42">
+                      <a:extLst>
+                        <a:ext uri="{28A0092B-C50C-407E-A947-70E740481C1C}">
+                          <a14:useLocalDpi xmlns:a14="http://schemas.microsoft.com/office/drawing/2010/main" val="0"/>
+                        </a:ext>
+                      </a:extLst>
+                    </a:blip>
+                    <a:srcRect/>
+                    <a:stretch>
+                      <a:fillRect/>
+                    </a:stretch>
+                  </pic:blipFill>
+                  <pic:spPr bwMode="auto">
+                    <a:xfrm>
+                      <a:off x="0" y="0"/>
+                      <a:ext cx="4907280" cy="2232660"/>
+                    </a:xfrm>
+                    <a:prstGeom prst="rect">
+                      <a:avLst/>
+                    </a:prstGeom>
+                    <a:noFill/>
+                    <a:ln>
+                      <a:noFill/>
+                    </a:ln>
+                  </pic:spPr>
+                </pic:pic>
+              </a:graphicData>
+            </a:graphic>
+          </wp:inline>
+        </w:drawing>
+      </w:r>
+    </w:p>
+    <w:p>
+      <w:r>
+        <w:t>为了计算这个卷积操作的输出，你要做的就是把这个3×3×3的过滤器先放到最左上角的位置，这个3×3×3的过滤器有27个数，27个参数就是3的立方。依次取这27个数，然后乘以相应的红绿蓝通道中的数字。先取红色通道的前9个数字，然后是绿色通道，然后再是蓝色通道，乘以左边黄色立方体覆盖的对应的27个数，然后把这些数都加起来，就得到了输出的第一个数字。</w:t>
+      </w:r>
+    </w:p>
+    <w:p>
+      <w:r>
+        <w:rPr>
+          <w:noProof/>
+        </w:rPr>
+        <w:drawing>
+          <wp:inline distT="0" distB="0" distL="0" distR="0" wp14:anchorId="0AC8C2E6" wp14:editId="518CD474">
+            <wp:extent cx="4861560" cy="2171700"/>
+            <wp:effectExtent l="0" t="0" r="0" b="0"/>
+            <wp:docPr id="38" name="图片 38" descr="http://www.ai-start.com/dl2017/images/9b0b0e9062f8814a6a462ea64449f89e.png"/>
+            <wp:cNvGraphicFramePr>
+              <a:graphicFrameLocks xmlns:a="http://schemas.openxmlformats.org/drawingml/2006/main" noChangeAspect="1"/>
+            </wp:cNvGraphicFramePr>
+            <a:graphic xmlns:a="http://schemas.openxmlformats.org/drawingml/2006/main">
+              <a:graphicData uri="http://schemas.openxmlformats.org/drawingml/2006/picture">
+                <pic:pic xmlns:pic="http://schemas.openxmlformats.org/drawingml/2006/picture">
+                  <pic:nvPicPr>
+                    <pic:cNvPr id="0" name="Picture 21" descr="http://www.ai-start.com/dl2017/images/9b0b0e9062f8814a6a462ea64449f89e.png"/>
+                    <pic:cNvPicPr>
+                      <a:picLocks noChangeAspect="1" noChangeArrowheads="1"/>
+                    </pic:cNvPicPr>
+                  </pic:nvPicPr>
+                  <pic:blipFill>
+                    <a:blip r:embed="rId43">
+                      <a:extLst>
+                        <a:ext uri="{28A0092B-C50C-407E-A947-70E740481C1C}">
+                          <a14:useLocalDpi xmlns:a14="http://schemas.microsoft.com/office/drawing/2010/main" val="0"/>
+                        </a:ext>
+                      </a:extLst>
+                    </a:blip>
+                    <a:srcRect/>
+                    <a:stretch>
+                      <a:fillRect/>
+                    </a:stretch>
+                  </pic:blipFill>
+                  <pic:spPr bwMode="auto">
+                    <a:xfrm>
+                      <a:off x="0" y="0"/>
+                      <a:ext cx="4861560" cy="2171700"/>
+                    </a:xfrm>
+                    <a:prstGeom prst="rect">
+                      <a:avLst/>
+                    </a:prstGeom>
+                    <a:noFill/>
+                    <a:ln>
+                      <a:noFill/>
+                    </a:ln>
+                  </pic:spPr>
+                </pic:pic>
+              </a:graphicData>
+            </a:graphic>
+          </wp:inline>
+        </w:drawing>
+      </w:r>
+    </w:p>
+    <w:p>
+      <w:r>
+        <w:t>如果要计算下一个输出，你把这个立方体滑动一个单位，再与这27个数相乘，把它们都加起来，就得到了下一个输出，以此类推。</w:t>
+      </w:r>
+    </w:p>
+    <w:p>
+      <w:r>
+        <w:rPr>
+          <w:noProof/>
+        </w:rPr>
+        <w:lastRenderedPageBreak/>
+        <w:drawing>
+          <wp:inline distT="0" distB="0" distL="0" distR="0" wp14:anchorId="6DA076D4" wp14:editId="6AB04385">
+            <wp:extent cx="5274310" cy="3009873"/>
+            <wp:effectExtent l="0" t="0" r="2540" b="635"/>
+            <wp:docPr id="39" name="图片 39" descr="http://www.ai-start.com/dl2017/images/2fd0c97947a3e8222e78d550a317366d.png"/>
+            <wp:cNvGraphicFramePr>
+              <a:graphicFrameLocks xmlns:a="http://schemas.openxmlformats.org/drawingml/2006/main" noChangeAspect="1"/>
+            </wp:cNvGraphicFramePr>
+            <a:graphic xmlns:a="http://schemas.openxmlformats.org/drawingml/2006/main">
+              <a:graphicData uri="http://schemas.openxmlformats.org/drawingml/2006/picture">
+                <pic:pic xmlns:pic="http://schemas.openxmlformats.org/drawingml/2006/picture">
+                  <pic:nvPicPr>
+                    <pic:cNvPr id="0" name="Picture 23" descr="http://www.ai-start.com/dl2017/images/2fd0c97947a3e8222e78d550a317366d.png"/>
+                    <pic:cNvPicPr>
+                      <a:picLocks noChangeAspect="1" noChangeArrowheads="1"/>
+                    </pic:cNvPicPr>
+                  </pic:nvPicPr>
+                  <pic:blipFill>
+                    <a:blip r:embed="rId44">
+                      <a:extLst>
+                        <a:ext uri="{28A0092B-C50C-407E-A947-70E740481C1C}">
+                          <a14:useLocalDpi xmlns:a14="http://schemas.microsoft.com/office/drawing/2010/main" val="0"/>
+                        </a:ext>
+                      </a:extLst>
+                    </a:blip>
+                    <a:srcRect/>
+                    <a:stretch>
+                      <a:fillRect/>
+                    </a:stretch>
+                  </pic:blipFill>
+                  <pic:spPr bwMode="auto">
+                    <a:xfrm>
+                      <a:off x="0" y="0"/>
+                      <a:ext cx="5274310" cy="3009873"/>
+                    </a:xfrm>
+                    <a:prstGeom prst="rect">
+                      <a:avLst/>
+                    </a:prstGeom>
+                    <a:noFill/>
+                    <a:ln>
+                      <a:noFill/>
+                    </a:ln>
+                  </pic:spPr>
+                </pic:pic>
+              </a:graphicData>
+            </a:graphic>
+          </wp:inline>
+        </w:drawing>
+      </w:r>
+    </w:p>
+    <w:p/>
+    <w:p>
+      <w:r>
+        <w:t>那么，这个能干什么呢？举个例子，这个过滤器是3×3×3的，如果你想检测图像红色通道的边缘，那么你可以将第一个过滤器设为</w:t>
+      </w:r>
+      <m:oMath>
+        <m:d>
+          <m:dPr>
+            <m:begChr m:val="["/>
+            <m:endChr m:val="]"/>
+            <m:ctrlPr>
+              <w:rPr>
+                <w:rFonts w:ascii="Cambria Math" w:hAnsi="Cambria Math"/>
+              </w:rPr>
+            </m:ctrlPr>
+          </m:dPr>
+          <m:e>
+            <m:m>
+              <m:mPr>
+                <m:mcs>
+                  <m:mc>
+                    <m:mcPr>
+                      <m:count m:val="3"/>
+                      <m:mcJc m:val="center"/>
+                    </m:mcPr>
+                  </m:mc>
+                </m:mcs>
+                <m:ctrlPr>
+                  <w:rPr>
+                    <w:rFonts w:ascii="Cambria Math" w:hAnsi="Cambria Math"/>
+                  </w:rPr>
+                </m:ctrlPr>
+              </m:mPr>
+              <m:mr>
+                <m:e>
+                  <m:r>
+                    <w:rPr>
+                      <w:rFonts w:ascii="Cambria Math" w:hAnsi="Cambria Math" w:hint="eastAsia"/>
+                    </w:rPr>
+                    <m:t>1</m:t>
+                  </m:r>
+                  <m:ctrlPr>
+                    <w:rPr>
+                      <w:rFonts w:ascii="Cambria Math" w:eastAsia="Cambria Math" w:hAnsi="Cambria Math" w:cs="Cambria Math"/>
+                      <w:i/>
+                    </w:rPr>
+                  </m:ctrlPr>
+                </m:e>
+                <m:e>
+                  <m:r>
+                    <w:rPr>
+                      <w:rFonts w:ascii="Cambria Math" w:hAnsi="Cambria Math" w:cs="Cambria Math" w:hint="eastAsia"/>
+                    </w:rPr>
+                    <m:t>0</m:t>
+                  </m:r>
+                </m:e>
+                <m:e>
+                  <m:r>
+                    <w:rPr>
+                      <w:rFonts w:ascii="Cambria Math" w:eastAsia="微软雅黑" w:hAnsi="Cambria Math" w:cs="微软雅黑" w:hint="eastAsia"/>
+                    </w:rPr>
+                    <m:t>-</m:t>
+                  </m:r>
+                  <m:r>
+                    <w:rPr>
+                      <w:rFonts w:ascii="Cambria Math" w:hAnsi="Cambria Math" w:hint="eastAsia"/>
+                    </w:rPr>
+                    <m:t>1</m:t>
+                  </m:r>
+                </m:e>
+              </m:mr>
+              <m:mr>
+                <m:e>
+                  <m:r>
+                    <w:rPr>
+                      <w:rFonts w:ascii="Cambria Math" w:hAnsi="Cambria Math" w:hint="eastAsia"/>
+                    </w:rPr>
+                    <m:t>1</m:t>
+                  </m:r>
+                  <m:ctrlPr>
+                    <w:rPr>
+                      <w:rFonts w:ascii="Cambria Math" w:eastAsia="Cambria Math" w:hAnsi="Cambria Math" w:cs="Cambria Math"/>
+                      <w:i/>
+                    </w:rPr>
+                  </m:ctrlPr>
+                </m:e>
+                <m:e>
+                  <m:r>
+                    <w:rPr>
+                      <w:rFonts w:ascii="Cambria Math" w:hAnsi="Cambria Math" w:cs="Cambria Math" w:hint="eastAsia"/>
+                    </w:rPr>
+                    <m:t>0</m:t>
+                  </m:r>
+                </m:e>
+                <m:e>
+                  <m:r>
+                    <w:rPr>
+                      <w:rFonts w:ascii="Cambria Math" w:eastAsia="微软雅黑" w:hAnsi="Cambria Math" w:cs="微软雅黑" w:hint="eastAsia"/>
+                    </w:rPr>
+                    <m:t>-</m:t>
+                  </m:r>
+                  <m:r>
+                    <w:rPr>
+                      <w:rFonts w:ascii="Cambria Math" w:hAnsi="Cambria Math" w:hint="eastAsia"/>
+                    </w:rPr>
+                    <m:t>1</m:t>
+                  </m:r>
+                  <m:ctrlPr>
+                    <w:rPr>
+                      <w:rFonts w:ascii="Cambria Math" w:eastAsia="Cambria Math" w:hAnsi="Cambria Math" w:cs="Cambria Math"/>
+                      <w:i/>
+                    </w:rPr>
+                  </m:ctrlPr>
+                </m:e>
+              </m:mr>
+              <m:mr>
+                <m:e>
+                  <m:r>
+                    <w:rPr>
+                      <w:rFonts w:ascii="Cambria Math" w:hAnsi="Cambria Math" w:cs="Cambria Math" w:hint="eastAsia"/>
+                    </w:rPr>
+                    <m:t>1</m:t>
+                  </m:r>
+                  <m:ctrlPr>
+                    <w:rPr>
+                      <w:rFonts w:ascii="Cambria Math" w:eastAsia="Cambria Math" w:hAnsi="Cambria Math" w:cs="Cambria Math"/>
+                      <w:i/>
+                    </w:rPr>
+                  </m:ctrlPr>
+                </m:e>
+                <m:e>
+                  <m:r>
+                    <w:rPr>
+                      <w:rFonts w:ascii="Cambria Math" w:hAnsi="Cambria Math" w:cs="Cambria Math" w:hint="eastAsia"/>
+                    </w:rPr>
+                    <m:t>0</m:t>
+                  </m:r>
+                  <m:ctrlPr>
+                    <w:rPr>
+                      <w:rFonts w:ascii="Cambria Math" w:eastAsia="Cambria Math" w:hAnsi="Cambria Math" w:cs="Cambria Math"/>
+                      <w:i/>
+                    </w:rPr>
+                  </m:ctrlPr>
+                </m:e>
+                <m:e>
+                  <m:r>
+                    <w:rPr>
+                      <w:rFonts w:ascii="Cambria Math" w:eastAsia="微软雅黑" w:hAnsi="Cambria Math" w:cs="微软雅黑" w:hint="eastAsia"/>
+                    </w:rPr>
+                    <m:t>-</m:t>
+                  </m:r>
+                  <m:r>
+                    <w:rPr>
+                      <w:rFonts w:ascii="Cambria Math" w:hAnsi="Cambria Math" w:cs="Cambria Math" w:hint="eastAsia"/>
+                    </w:rPr>
+                    <m:t>1</m:t>
+                  </m:r>
+                </m:e>
+              </m:mr>
+            </m:m>
+          </m:e>
+        </m:d>
+      </m:oMath>
+      <w:r>
+        <w:t>，和之前一样，而绿色通道全为0，</w:t>
+      </w:r>
+      <m:oMath>
+        <m:d>
+          <m:dPr>
+            <m:begChr m:val="["/>
+            <m:endChr m:val="]"/>
+            <m:ctrlPr>
+              <w:rPr>
+                <w:rFonts w:ascii="Cambria Math" w:hAnsi="Cambria Math"/>
+              </w:rPr>
+            </m:ctrlPr>
+          </m:dPr>
+          <m:e>
+            <m:m>
+              <m:mPr>
+                <m:mcs>
+                  <m:mc>
+                    <m:mcPr>
+                      <m:count m:val="3"/>
+                      <m:mcJc m:val="center"/>
+                    </m:mcPr>
+                  </m:mc>
+                </m:mcs>
+                <m:ctrlPr>
+                  <w:rPr>
+                    <w:rFonts w:ascii="Cambria Math" w:hAnsi="Cambria Math"/>
+                  </w:rPr>
+                </m:ctrlPr>
+              </m:mPr>
+              <m:mr>
+                <m:e>
+                  <m:r>
+                    <w:rPr>
+                      <w:rFonts w:ascii="Cambria Math" w:hAnsi="Cambria Math"/>
+                    </w:rPr>
+                    <m:t>0</m:t>
+                  </m:r>
+                  <m:ctrlPr>
+                    <w:rPr>
+                      <w:rFonts w:ascii="Cambria Math" w:eastAsia="Cambria Math" w:hAnsi="Cambria Math" w:cs="Cambria Math"/>
+                      <w:i/>
+                    </w:rPr>
+                  </m:ctrlPr>
+                </m:e>
+                <m:e>
+                  <m:r>
+                    <w:rPr>
+                      <w:rFonts w:ascii="Cambria Math" w:hAnsi="Cambria Math" w:cs="Cambria Math" w:hint="eastAsia"/>
+                    </w:rPr>
+                    <m:t>0</m:t>
+                  </m:r>
+                </m:e>
+                <m:e>
+                  <m:r>
+                    <w:rPr>
+                      <w:rFonts w:ascii="Cambria Math" w:hAnsi="Cambria Math"/>
+                    </w:rPr>
+                    <m:t>0</m:t>
+                  </m:r>
+                </m:e>
+              </m:mr>
+              <m:mr>
+                <m:e>
+                  <m:r>
+                    <w:rPr>
+                      <w:rFonts w:ascii="Cambria Math" w:hAnsi="Cambria Math"/>
+                    </w:rPr>
+                    <m:t>0</m:t>
+                  </m:r>
+                  <m:ctrlPr>
+                    <w:rPr>
+                      <w:rFonts w:ascii="Cambria Math" w:eastAsia="Cambria Math" w:hAnsi="Cambria Math" w:cs="Cambria Math"/>
+                      <w:i/>
+                    </w:rPr>
+                  </m:ctrlPr>
+                </m:e>
+                <m:e>
+                  <m:r>
+                    <w:rPr>
+                      <w:rFonts w:ascii="Cambria Math" w:hAnsi="Cambria Math" w:cs="Cambria Math" w:hint="eastAsia"/>
+                    </w:rPr>
+                    <m:t>0</m:t>
+                  </m:r>
+                </m:e>
+                <m:e>
+                  <m:r>
+                    <w:rPr>
+                      <w:rFonts w:ascii="Cambria Math" w:hAnsi="Cambria Math"/>
+                    </w:rPr>
+                    <m:t>0</m:t>
+                  </m:r>
+                  <m:ctrlPr>
+                    <w:rPr>
+                      <w:rFonts w:ascii="Cambria Math" w:eastAsia="Cambria Math" w:hAnsi="Cambria Math" w:cs="Cambria Math"/>
+                      <w:i/>
+                    </w:rPr>
+                  </m:ctrlPr>
+                </m:e>
+              </m:mr>
+              <m:mr>
+                <m:e>
+                  <m:r>
+                    <w:rPr>
+                      <w:rFonts w:ascii="Cambria Math" w:hAnsi="Cambria Math" w:cs="Cambria Math"/>
+                    </w:rPr>
+                    <m:t>0</m:t>
+                  </m:r>
+                  <m:ctrlPr>
+                    <w:rPr>
+                      <w:rFonts w:ascii="Cambria Math" w:eastAsia="Cambria Math" w:hAnsi="Cambria Math" w:cs="Cambria Math"/>
+                      <w:i/>
+                    </w:rPr>
+                  </m:ctrlPr>
+                </m:e>
+                <m:e>
+                  <m:r>
+                    <w:rPr>
+                      <w:rFonts w:ascii="Cambria Math" w:hAnsi="Cambria Math" w:cs="Cambria Math" w:hint="eastAsia"/>
+                    </w:rPr>
+                    <m:t>0</m:t>
+                  </m:r>
+                  <m:ctrlPr>
+                    <w:rPr>
+                      <w:rFonts w:ascii="Cambria Math" w:eastAsia="Cambria Math" w:hAnsi="Cambria Math" w:cs="Cambria Math"/>
+                      <w:i/>
+                    </w:rPr>
+                  </m:ctrlPr>
+                </m:e>
+                <m:e>
+                  <m:r>
+                    <w:rPr>
+                      <w:rFonts w:ascii="Cambria Math" w:hAnsi="Cambria Math" w:cs="Cambria Math"/>
+                    </w:rPr>
+                    <m:t>0</m:t>
+                  </m:r>
+                </m:e>
+              </m:mr>
+            </m:m>
+          </m:e>
+        </m:d>
+      </m:oMath>
+      <w:r>
+        <w:t>，蓝色也全为0。如果你把这三个堆叠在一起形成一个3×3×3的过滤器，那么这就是一个检测垂直边界的过滤器，但只对红色通道有用。</w:t>
+      </w:r>
+    </w:p>
+    <w:p>
+      <w:r>
+        <w:rPr>
+          <w:rFonts w:hint="eastAsia"/>
+        </w:rPr>
+        <w:t>或者如果你不关心垂直边界在哪个颜色通道里，那么你可以用一个这样的过滤器</w:t>
+      </w:r>
+      <m:oMath>
+        <m:d>
+          <m:dPr>
+            <m:begChr m:val="["/>
+            <m:endChr m:val="]"/>
+            <m:ctrlPr>
+              <w:rPr>
+                <w:rFonts w:ascii="Cambria Math" w:hAnsi="Cambria Math"/>
+              </w:rPr>
+            </m:ctrlPr>
+          </m:dPr>
+          <m:e>
+            <m:m>
+              <m:mPr>
+                <m:mcs>
+                  <m:mc>
+                    <m:mcPr>
+                      <m:count m:val="3"/>
+                      <m:mcJc m:val="center"/>
+                    </m:mcPr>
+                  </m:mc>
+                </m:mcs>
+                <m:ctrlPr>
+                  <w:rPr>
+                    <w:rFonts w:ascii="Cambria Math" w:hAnsi="Cambria Math"/>
+                  </w:rPr>
+                </m:ctrlPr>
+              </m:mPr>
+              <m:mr>
+                <m:e>
+                  <m:r>
+                    <w:rPr>
+                      <w:rFonts w:ascii="Cambria Math" w:hAnsi="Cambria Math" w:hint="eastAsia"/>
+                    </w:rPr>
+                    <m:t>1</m:t>
+                  </m:r>
+                  <m:ctrlPr>
+                    <w:rPr>
+                      <w:rFonts w:ascii="Cambria Math" w:eastAsia="Cambria Math" w:hAnsi="Cambria Math" w:cs="Cambria Math"/>
+                      <w:i/>
+                    </w:rPr>
+                  </m:ctrlPr>
+                </m:e>
+                <m:e>
+                  <m:r>
+                    <w:rPr>
+                      <w:rFonts w:ascii="Cambria Math" w:hAnsi="Cambria Math" w:cs="Cambria Math" w:hint="eastAsia"/>
+                    </w:rPr>
+                    <m:t>0</m:t>
+                  </m:r>
+                </m:e>
+                <m:e>
+                  <m:r>
+                    <w:rPr>
+                      <w:rFonts w:ascii="Cambria Math" w:eastAsia="微软雅黑" w:hAnsi="Cambria Math" w:cs="微软雅黑" w:hint="eastAsia"/>
+                    </w:rPr>
+                    <m:t>-</m:t>
+                  </m:r>
+                  <m:r>
+                    <w:rPr>
+                      <w:rFonts w:ascii="Cambria Math" w:hAnsi="Cambria Math" w:hint="eastAsia"/>
+                    </w:rPr>
+                    <m:t>1</m:t>
+                  </m:r>
+                </m:e>
+              </m:mr>
+              <m:mr>
+                <m:e>
+                  <m:r>
+                    <w:rPr>
+                      <w:rFonts w:ascii="Cambria Math" w:hAnsi="Cambria Math" w:hint="eastAsia"/>
+                    </w:rPr>
+                    <m:t>1</m:t>
+                  </m:r>
+                  <m:ctrlPr>
+                    <w:rPr>
+                      <w:rFonts w:ascii="Cambria Math" w:eastAsia="Cambria Math" w:hAnsi="Cambria Math" w:cs="Cambria Math"/>
+                      <w:i/>
+                    </w:rPr>
+                  </m:ctrlPr>
+                </m:e>
+                <m:e>
+                  <m:r>
+                    <w:rPr>
+                      <w:rFonts w:ascii="Cambria Math" w:hAnsi="Cambria Math" w:cs="Cambria Math" w:hint="eastAsia"/>
+                    </w:rPr>
+                    <m:t>0</m:t>
+                  </m:r>
+                </m:e>
+                <m:e>
+                  <m:r>
+                    <w:rPr>
+                      <w:rFonts w:ascii="Cambria Math" w:eastAsia="微软雅黑" w:hAnsi="Cambria Math" w:cs="微软雅黑" w:hint="eastAsia"/>
+                    </w:rPr>
+                    <m:t>-</m:t>
+                  </m:r>
+                  <m:r>
+                    <w:rPr>
+                      <w:rFonts w:ascii="Cambria Math" w:hAnsi="Cambria Math" w:hint="eastAsia"/>
+                    </w:rPr>
+                    <m:t>1</m:t>
+                  </m:r>
+                  <m:ctrlPr>
+                    <w:rPr>
+                      <w:rFonts w:ascii="Cambria Math" w:eastAsia="Cambria Math" w:hAnsi="Cambria Math" w:cs="Cambria Math"/>
+                      <w:i/>
+                    </w:rPr>
+                  </m:ctrlPr>
+                </m:e>
+              </m:mr>
+              <m:mr>
+                <m:e>
+                  <m:r>
+                    <w:rPr>
+                      <w:rFonts w:ascii="Cambria Math" w:hAnsi="Cambria Math" w:cs="Cambria Math" w:hint="eastAsia"/>
+                    </w:rPr>
+                    <m:t>1</m:t>
+                  </m:r>
+                  <m:ctrlPr>
+                    <w:rPr>
+                      <w:rFonts w:ascii="Cambria Math" w:eastAsia="Cambria Math" w:hAnsi="Cambria Math" w:cs="Cambria Math"/>
+                      <w:i/>
+                    </w:rPr>
+                  </m:ctrlPr>
+                </m:e>
+                <m:e>
+                  <m:r>
+                    <w:rPr>
+                      <w:rFonts w:ascii="Cambria Math" w:hAnsi="Cambria Math" w:cs="Cambria Math" w:hint="eastAsia"/>
+                    </w:rPr>
+                    <m:t>0</m:t>
+                  </m:r>
+                  <m:ctrlPr>
+                    <w:rPr>
+                      <w:rFonts w:ascii="Cambria Math" w:eastAsia="Cambria Math" w:hAnsi="Cambria Math" w:cs="Cambria Math"/>
+                      <w:i/>
+                    </w:rPr>
+                  </m:ctrlPr>
+                </m:e>
+                <m:e>
+                  <m:r>
+                    <w:rPr>
+                      <w:rFonts w:ascii="Cambria Math" w:eastAsia="微软雅黑" w:hAnsi="Cambria Math" w:cs="微软雅黑" w:hint="eastAsia"/>
+                    </w:rPr>
+                    <m:t>-</m:t>
+                  </m:r>
+                  <m:r>
+                    <w:rPr>
+                      <w:rFonts w:ascii="Cambria Math" w:hAnsi="Cambria Math" w:cs="Cambria Math" w:hint="eastAsia"/>
+                    </w:rPr>
+                    <m:t>1</m:t>
+                  </m:r>
+                </m:e>
+              </m:mr>
+            </m:m>
+          </m:e>
+        </m:d>
+      </m:oMath>
+      <w:r>
+        <w:rPr>
+          <w:rFonts w:hint="eastAsia"/>
+        </w:rPr>
+        <w:t>，</w:t>
+      </w:r>
+      <m:oMath>
+        <m:d>
+          <m:dPr>
+            <m:begChr m:val="["/>
+            <m:endChr m:val="]"/>
+            <m:ctrlPr>
+              <w:rPr>
+                <w:rFonts w:ascii="Cambria Math" w:hAnsi="Cambria Math"/>
+              </w:rPr>
+            </m:ctrlPr>
+          </m:dPr>
+          <m:e>
+            <m:m>
+              <m:mPr>
+                <m:mcs>
+                  <m:mc>
+                    <m:mcPr>
+                      <m:count m:val="3"/>
+                      <m:mcJc m:val="center"/>
+                    </m:mcPr>
+                  </m:mc>
+                </m:mcs>
+                <m:ctrlPr>
+                  <w:rPr>
+                    <w:rFonts w:ascii="Cambria Math" w:hAnsi="Cambria Math"/>
+                  </w:rPr>
+                </m:ctrlPr>
+              </m:mPr>
+              <m:mr>
+                <m:e>
+                  <m:r>
+                    <w:rPr>
+                      <w:rFonts w:ascii="Cambria Math" w:hAnsi="Cambria Math" w:hint="eastAsia"/>
+                    </w:rPr>
+                    <m:t>1</m:t>
+                  </m:r>
+                  <m:ctrlPr>
+                    <w:rPr>
+                      <w:rFonts w:ascii="Cambria Math" w:eastAsia="Cambria Math" w:hAnsi="Cambria Math" w:cs="Cambria Math"/>
+                      <w:i/>
+                    </w:rPr>
+                  </m:ctrlPr>
+                </m:e>
+                <m:e>
+                  <m:r>
+                    <w:rPr>
+                      <w:rFonts w:ascii="Cambria Math" w:hAnsi="Cambria Math" w:cs="Cambria Math" w:hint="eastAsia"/>
+                    </w:rPr>
+                    <m:t>0</m:t>
+                  </m:r>
+                </m:e>
+                <m:e>
+                  <m:r>
+                    <w:rPr>
+                      <w:rFonts w:ascii="Cambria Math" w:eastAsia="微软雅黑" w:hAnsi="Cambria Math" w:cs="微软雅黑" w:hint="eastAsia"/>
+                    </w:rPr>
+                    <m:t>-</m:t>
+                  </m:r>
+                  <m:r>
+                    <w:rPr>
+                      <w:rFonts w:ascii="Cambria Math" w:hAnsi="Cambria Math" w:hint="eastAsia"/>
+                    </w:rPr>
+                    <m:t>1</m:t>
+                  </m:r>
+                </m:e>
+              </m:mr>
+              <m:mr>
+                <m:e>
+                  <m:r>
+                    <w:rPr>
+                      <w:rFonts w:ascii="Cambria Math" w:hAnsi="Cambria Math" w:hint="eastAsia"/>
+                    </w:rPr>
+                    <m:t>1</m:t>
+                  </m:r>
+                  <m:ctrlPr>
+                    <w:rPr>
+                      <w:rFonts w:ascii="Cambria Math" w:eastAsia="Cambria Math" w:hAnsi="Cambria Math" w:cs="Cambria Math"/>
+                      <w:i/>
+                    </w:rPr>
+                  </m:ctrlPr>
+                </m:e>
+                <m:e>
+                  <m:r>
+                    <w:rPr>
+                      <w:rFonts w:ascii="Cambria Math" w:hAnsi="Cambria Math" w:cs="Cambria Math" w:hint="eastAsia"/>
+                    </w:rPr>
+                    <m:t>0</m:t>
+                  </m:r>
+                </m:e>
+                <m:e>
+                  <m:r>
+                    <w:rPr>
+                      <w:rFonts w:ascii="Cambria Math" w:eastAsia="微软雅黑" w:hAnsi="Cambria Math" w:cs="微软雅黑" w:hint="eastAsia"/>
+                    </w:rPr>
+                    <m:t>-</m:t>
+                  </m:r>
+                  <m:r>
+                    <w:rPr>
+                      <w:rFonts w:ascii="Cambria Math" w:hAnsi="Cambria Math" w:hint="eastAsia"/>
+                    </w:rPr>
+                    <m:t>1</m:t>
+                  </m:r>
+                  <m:ctrlPr>
+                    <w:rPr>
+                      <w:rFonts w:ascii="Cambria Math" w:eastAsia="Cambria Math" w:hAnsi="Cambria Math" w:cs="Cambria Math"/>
+                      <w:i/>
+                    </w:rPr>
+                  </m:ctrlPr>
+                </m:e>
+              </m:mr>
+              <m:mr>
+                <m:e>
+                  <m:r>
+                    <w:rPr>
+                      <w:rFonts w:ascii="Cambria Math" w:hAnsi="Cambria Math" w:cs="Cambria Math" w:hint="eastAsia"/>
+                    </w:rPr>
+                    <m:t>1</m:t>
+                  </m:r>
+                  <m:ctrlPr>
+                    <w:rPr>
+                      <w:rFonts w:ascii="Cambria Math" w:eastAsia="Cambria Math" w:hAnsi="Cambria Math" w:cs="Cambria Math"/>
+                      <w:i/>
+                    </w:rPr>
+                  </m:ctrlPr>
+                </m:e>
+                <m:e>
+                  <m:r>
+                    <w:rPr>
+                      <w:rFonts w:ascii="Cambria Math" w:hAnsi="Cambria Math" w:cs="Cambria Math" w:hint="eastAsia"/>
+                    </w:rPr>
+                    <m:t>0</m:t>
+                  </m:r>
+                  <m:ctrlPr>
+                    <w:rPr>
+                      <w:rFonts w:ascii="Cambria Math" w:eastAsia="Cambria Math" w:hAnsi="Cambria Math" w:cs="Cambria Math"/>
+                      <w:i/>
+                    </w:rPr>
+                  </m:ctrlPr>
+                </m:e>
+                <m:e>
+                  <m:r>
+                    <w:rPr>
+                      <w:rFonts w:ascii="Cambria Math" w:eastAsia="微软雅黑" w:hAnsi="Cambria Math" w:cs="微软雅黑" w:hint="eastAsia"/>
+                    </w:rPr>
+                    <m:t>-</m:t>
+                  </m:r>
+                  <m:r>
+                    <w:rPr>
+                      <w:rFonts w:ascii="Cambria Math" w:hAnsi="Cambria Math" w:cs="Cambria Math" w:hint="eastAsia"/>
+                    </w:rPr>
+                    <m:t>1</m:t>
+                  </m:r>
+                </m:e>
+              </m:mr>
+            </m:m>
+          </m:e>
+        </m:d>
+      </m:oMath>
+      <w:r>
+        <w:rPr>
+          <w:rFonts w:hint="eastAsia"/>
+        </w:rPr>
+        <w:t>，</w:t>
+      </w:r>
+      <m:oMath>
+        <m:d>
+          <m:dPr>
+            <m:begChr m:val="["/>
+            <m:endChr m:val="]"/>
+            <m:ctrlPr>
+              <w:rPr>
+                <w:rFonts w:ascii="Cambria Math" w:hAnsi="Cambria Math"/>
+              </w:rPr>
+            </m:ctrlPr>
+          </m:dPr>
+          <m:e>
+            <m:m>
+              <m:mPr>
+                <m:mcs>
+                  <m:mc>
+                    <m:mcPr>
+                      <m:count m:val="3"/>
+                      <m:mcJc m:val="center"/>
+                    </m:mcPr>
+                  </m:mc>
+                </m:mcs>
+                <m:ctrlPr>
+                  <w:rPr>
+                    <w:rFonts w:ascii="Cambria Math" w:hAnsi="Cambria Math"/>
+                  </w:rPr>
+                </m:ctrlPr>
+              </m:mPr>
+              <m:mr>
+                <m:e>
+                  <m:r>
+                    <w:rPr>
+                      <w:rFonts w:ascii="Cambria Math" w:hAnsi="Cambria Math" w:hint="eastAsia"/>
+                    </w:rPr>
+                    <m:t>1</m:t>
+                  </m:r>
+                  <m:ctrlPr>
+                    <w:rPr>
+                      <w:rFonts w:ascii="Cambria Math" w:eastAsia="Cambria Math" w:hAnsi="Cambria Math" w:cs="Cambria Math"/>
+                      <w:i/>
+                    </w:rPr>
+                  </m:ctrlPr>
+                </m:e>
+                <m:e>
+                  <m:r>
+                    <w:rPr>
+                      <w:rFonts w:ascii="Cambria Math" w:hAnsi="Cambria Math" w:cs="Cambria Math" w:hint="eastAsia"/>
+                    </w:rPr>
+                    <m:t>0</m:t>
+                  </m:r>
+                </m:e>
+                <m:e>
+                  <m:r>
+                    <w:rPr>
+                      <w:rFonts w:ascii="Cambria Math" w:eastAsia="微软雅黑" w:hAnsi="Cambria Math" w:cs="微软雅黑" w:hint="eastAsia"/>
+                    </w:rPr>
+                    <m:t>-</m:t>
+                  </m:r>
+                  <m:r>
+                    <w:rPr>
+                      <w:rFonts w:ascii="Cambria Math" w:hAnsi="Cambria Math" w:hint="eastAsia"/>
+                    </w:rPr>
+                    <m:t>1</m:t>
+                  </m:r>
+                </m:e>
+              </m:mr>
+              <m:mr>
+                <m:e>
+                  <m:r>
+                    <w:rPr>
+                      <w:rFonts w:ascii="Cambria Math" w:hAnsi="Cambria Math" w:hint="eastAsia"/>
+                    </w:rPr>
+                    <m:t>1</m:t>
+                  </m:r>
+                  <m:ctrlPr>
+                    <w:rPr>
+                      <w:rFonts w:ascii="Cambria Math" w:eastAsia="Cambria Math" w:hAnsi="Cambria Math" w:cs="Cambria Math"/>
+                      <w:i/>
+                    </w:rPr>
+                  </m:ctrlPr>
+                </m:e>
+                <m:e>
+                  <m:r>
+                    <w:rPr>
+                      <w:rFonts w:ascii="Cambria Math" w:hAnsi="Cambria Math" w:cs="Cambria Math" w:hint="eastAsia"/>
+                    </w:rPr>
+                    <m:t>0</m:t>
+                  </m:r>
+                </m:e>
+                <m:e>
+                  <m:r>
+                    <w:rPr>
+                      <w:rFonts w:ascii="Cambria Math" w:eastAsia="微软雅黑" w:hAnsi="Cambria Math" w:cs="微软雅黑" w:hint="eastAsia"/>
+                    </w:rPr>
+                    <m:t>-</m:t>
+                  </m:r>
+                  <m:r>
+                    <w:rPr>
+                      <w:rFonts w:ascii="Cambria Math" w:hAnsi="Cambria Math" w:hint="eastAsia"/>
+                    </w:rPr>
+                    <m:t>1</m:t>
+                  </m:r>
+                  <m:ctrlPr>
+                    <w:rPr>
+                      <w:rFonts w:ascii="Cambria Math" w:eastAsia="Cambria Math" w:hAnsi="Cambria Math" w:cs="Cambria Math"/>
+                      <w:i/>
+                    </w:rPr>
+                  </m:ctrlPr>
+                </m:e>
+              </m:mr>
+              <m:mr>
+                <m:e>
+                  <m:r>
+                    <w:rPr>
+                      <w:rFonts w:ascii="Cambria Math" w:hAnsi="Cambria Math" w:cs="Cambria Math" w:hint="eastAsia"/>
+                    </w:rPr>
+                    <m:t>1</m:t>
+                  </m:r>
+                  <m:ctrlPr>
+                    <w:rPr>
+                      <w:rFonts w:ascii="Cambria Math" w:eastAsia="Cambria Math" w:hAnsi="Cambria Math" w:cs="Cambria Math"/>
+                      <w:i/>
+                    </w:rPr>
+                  </m:ctrlPr>
+                </m:e>
+                <m:e>
+                  <m:r>
+                    <w:rPr>
+                      <w:rFonts w:ascii="Cambria Math" w:hAnsi="Cambria Math" w:cs="Cambria Math" w:hint="eastAsia"/>
+                    </w:rPr>
+                    <m:t>0</m:t>
+                  </m:r>
+                  <m:ctrlPr>
+                    <w:rPr>
+                      <w:rFonts w:ascii="Cambria Math" w:eastAsia="Cambria Math" w:hAnsi="Cambria Math" w:cs="Cambria Math"/>
+                      <w:i/>
+                    </w:rPr>
+                  </m:ctrlPr>
+                </m:e>
+                <m:e>
+                  <m:r>
+                    <w:rPr>
+                      <w:rFonts w:ascii="Cambria Math" w:eastAsia="微软雅黑" w:hAnsi="Cambria Math" w:cs="微软雅黑" w:hint="eastAsia"/>
+                    </w:rPr>
+                    <m:t>-</m:t>
+                  </m:r>
+                  <m:r>
+                    <w:rPr>
+                      <w:rFonts w:ascii="Cambria Math" w:hAnsi="Cambria Math" w:cs="Cambria Math" w:hint="eastAsia"/>
+                    </w:rPr>
+                    <m:t>1</m:t>
+                  </m:r>
+                </m:e>
+              </m:mr>
+            </m:m>
+          </m:e>
+        </m:d>
+      </m:oMath>
+      <w:r>
+        <w:rPr>
+          <w:rFonts w:hint="eastAsia"/>
+        </w:rPr>
+        <w:t>，，所有三个通道都是这样。所以通过设置第二个过滤器参数，你就有了一个边界检测器，</w:t>
+      </w:r>
+      <w:r>
+        <w:t>3×3×3的边界检测器，用来检测任意颜色通道里的边界。参数的选择不同，你就可以得到不同的特征检测器，所有的都是3×3×3的过滤器。</w:t>
+      </w:r>
+    </w:p>
+    <w:p/>
+    <w:p>
+      <w:pPr>
+        <w:rPr>
+          <w:rFonts w:hint="eastAsia"/>
+        </w:rPr>
+      </w:pPr>
+      <w:r>
+        <w:rPr>
+          <w:rFonts w:hint="eastAsia"/>
+        </w:rPr>
+        <w:t>按照计算机视觉的惯例，当你的输入有特定的高宽和通道数时，你的过滤器可以有不同的高，不同的宽，但是必须一样的通道数。理论上，我们的过滤器只关注红色通道，或者只关注绿色或者蓝色通道也是可行的。</w:t>
+      </w:r>
+    </w:p>
+    <w:p>
+      <w:r>
+        <w:rPr>
+          <w:noProof/>
+        </w:rPr>
+        <w:lastRenderedPageBreak/>
+        <w:drawing>
+          <wp:inline distT="0" distB="0" distL="0" distR="0" wp14:anchorId="0765B061" wp14:editId="045C695D">
+            <wp:extent cx="5274310" cy="2892118"/>
+            <wp:effectExtent l="0" t="0" r="2540" b="3810"/>
+            <wp:docPr id="40" name="图片 40" descr="http://www.ai-start.com/dl2017/images/d088cafb50cabd6837d95c03c953e920.png"/>
+            <wp:cNvGraphicFramePr>
+              <a:graphicFrameLocks xmlns:a="http://schemas.openxmlformats.org/drawingml/2006/main" noChangeAspect="1"/>
+            </wp:cNvGraphicFramePr>
+            <a:graphic xmlns:a="http://schemas.openxmlformats.org/drawingml/2006/main">
+              <a:graphicData uri="http://schemas.openxmlformats.org/drawingml/2006/picture">
+                <pic:pic xmlns:pic="http://schemas.openxmlformats.org/drawingml/2006/picture">
+                  <pic:nvPicPr>
+                    <pic:cNvPr id="0" name="Picture 25" descr="http://www.ai-start.com/dl2017/images/d088cafb50cabd6837d95c03c953e920.png"/>
+                    <pic:cNvPicPr>
+                      <a:picLocks noChangeAspect="1" noChangeArrowheads="1"/>
+                    </pic:cNvPicPr>
+                  </pic:nvPicPr>
+                  <pic:blipFill>
+                    <a:blip r:embed="rId45">
+                      <a:extLst>
+                        <a:ext uri="{28A0092B-C50C-407E-A947-70E740481C1C}">
+                          <a14:useLocalDpi xmlns:a14="http://schemas.microsoft.com/office/drawing/2010/main" val="0"/>
+                        </a:ext>
+                      </a:extLst>
+                    </a:blip>
+                    <a:srcRect/>
+                    <a:stretch>
+                      <a:fillRect/>
+                    </a:stretch>
+                  </pic:blipFill>
+                  <pic:spPr bwMode="auto">
+                    <a:xfrm>
+                      <a:off x="0" y="0"/>
+                      <a:ext cx="5274310" cy="2892118"/>
+                    </a:xfrm>
+                    <a:prstGeom prst="rect">
+                      <a:avLst/>
+                    </a:prstGeom>
+                    <a:noFill/>
+                    <a:ln>
+                      <a:noFill/>
+                    </a:ln>
+                  </pic:spPr>
+                </pic:pic>
+              </a:graphicData>
+            </a:graphic>
+          </wp:inline>
+        </w:drawing>
+      </w:r>
+    </w:p>
+    <w:p/>
+    <w:p>
+      <w:pPr>
+        <w:pStyle w:val="a9"/>
+      </w:pPr>
+      <w:r>
+        <w:t>再注意一下这个卷积立方体，一个6×6×6的输入图像卷积上一个3×3×3的过滤器，得到一个4×4的二维输出。</w:t>
+      </w:r>
+    </w:p>
+    <w:p>
+      <w:pPr>
+        <w:pStyle w:val="a9"/>
+      </w:pPr>
+      <w:r>
+        <w:t>现在你已经了解了如何对立方体卷积，还有最后一个概念，对建立卷积神经网络至关重要。就是，</w:t>
+      </w:r>
+      <w:r>
+        <w:rPr>
+          <w:b/>
+        </w:rPr>
+        <w:t>如果我们不仅仅想要检测垂直边缘怎么办？如果我们</w:t>
+      </w:r>
+      <w:r>
+        <w:rPr>
+          <w:b/>
+          <w:color w:val="FF0000"/>
+        </w:rPr>
+        <w:t>同时检测</w:t>
+      </w:r>
+      <w:r>
+        <w:rPr>
+          <w:b/>
+        </w:rPr>
+        <w:t>垂直边缘和水平边缘，还有45°倾斜的边缘，还有70°倾斜的边缘怎么做</w:t>
+      </w:r>
+      <w:r>
+        <w:t>？换句话说，如果你想同时用多个过滤器怎么办？</w:t>
+      </w:r>
+    </w:p>
+    <w:p>
+      <w:r>
+        <w:t>这是我们上一张幻灯片的图片，我们让这个6×6×3的图像和这个3×3×3的过滤器卷积，得到4×4的输出。（第一个）这可能是一个垂直边界检测器或者是学习检测其他的特征。第二个过滤器可以用橘色来表示，它可以是一个水平边缘检测器。</w:t>
+      </w:r>
+    </w:p>
+    <w:p>
+      <w:r>
+        <w:rPr>
+          <w:noProof/>
+        </w:rPr>
+        <w:drawing>
+          <wp:inline distT="0" distB="0" distL="0" distR="0" wp14:anchorId="646063E3" wp14:editId="4269DBCB">
+            <wp:extent cx="5274310" cy="2587928"/>
+            <wp:effectExtent l="0" t="0" r="2540" b="3175"/>
+            <wp:docPr id="42" name="图片 42" descr="http://www.ai-start.com/dl2017/images/794b25829ae809f93ac69f81eee79cd1.png"/>
+            <wp:cNvGraphicFramePr>
+              <a:graphicFrameLocks xmlns:a="http://schemas.openxmlformats.org/drawingml/2006/main" noChangeAspect="1"/>
+            </wp:cNvGraphicFramePr>
+            <a:graphic xmlns:a="http://schemas.openxmlformats.org/drawingml/2006/main">
+              <a:graphicData uri="http://schemas.openxmlformats.org/drawingml/2006/picture">
+                <pic:pic xmlns:pic="http://schemas.openxmlformats.org/drawingml/2006/picture">
+                  <pic:nvPicPr>
+                    <pic:cNvPr id="0" name="Picture 29" descr="http://www.ai-start.com/dl2017/images/794b25829ae809f93ac69f81eee79cd1.png"/>
+                    <pic:cNvPicPr>
+                      <a:picLocks noChangeAspect="1" noChangeArrowheads="1"/>
+                    </pic:cNvPicPr>
+                  </pic:nvPicPr>
+                  <pic:blipFill>
+                    <a:blip r:embed="rId46">
+                      <a:extLst>
+                        <a:ext uri="{28A0092B-C50C-407E-A947-70E740481C1C}">
+                          <a14:useLocalDpi xmlns:a14="http://schemas.microsoft.com/office/drawing/2010/main" val="0"/>
+                        </a:ext>
+                      </a:extLst>
+                    </a:blip>
+                    <a:srcRect/>
+                    <a:stretch>
+                      <a:fillRect/>
+                    </a:stretch>
+                  </pic:blipFill>
+                  <pic:spPr bwMode="auto">
+                    <a:xfrm>
+                      <a:off x="0" y="0"/>
+                      <a:ext cx="5274310" cy="2587928"/>
+                    </a:xfrm>
+                    <a:prstGeom prst="rect">
+                      <a:avLst/>
+                    </a:prstGeom>
+                    <a:noFill/>
+                    <a:ln>
+                      <a:noFill/>
+                    </a:ln>
+                  </pic:spPr>
+                </pic:pic>
+              </a:graphicData>
+            </a:graphic>
+          </wp:inline>
+        </w:drawing>
+      </w:r>
+    </w:p>
+    <w:p>
+      <w:r>
+        <w:t>所以和第一个过滤器卷积，可以得到第一个4×4的输出，然后卷积第二个过滤器，得到一个不同的4×4的输出。我们做完卷积，然后把这两个4×4的输出，取第一个把它放到前面，然后取第二个过滤器输出，我把它画在这，放到后面。所以把这两个输出堆叠在一起，这样</w:t>
+      </w:r>
+      <w:r>
+        <w:lastRenderedPageBreak/>
+        <w:t>你就都得到了一个4×4×2的输出立方体，你可以把这个立方体当成，重新画在这，就是一个这样的盒子，所以这就是一个4×4×2的输出立方体。它用6×6×3的图像，然后卷积上这两个不同的3×3的过滤器，得到两个4×4的输出，它们堆叠在一起，形成一个4×4×2的立方体，这里的2的来源于我们用了两个不同的过滤器。</w:t>
+      </w:r>
+    </w:p>
+    <w:p>
+      <w:pPr>
+        <w:rPr>
+          <w:rFonts w:hint="eastAsia"/>
+        </w:rPr>
+      </w:pPr>
+    </w:p>
+    <w:p>
+      <w:r>
+        <w:rPr>
+          <w:noProof/>
+        </w:rPr>
+        <w:drawing>
+          <wp:inline distT="0" distB="0" distL="0" distR="0" wp14:anchorId="032886AB" wp14:editId="5D060372">
+            <wp:extent cx="5274310" cy="2925484"/>
+            <wp:effectExtent l="0" t="0" r="2540" b="8255"/>
+            <wp:docPr id="41" name="图片 41" descr="http://www.ai-start.com/dl2017/images/d590398749e3f5f3ac230ab25116c4b7.png"/>
+            <wp:cNvGraphicFramePr>
+              <a:graphicFrameLocks xmlns:a="http://schemas.openxmlformats.org/drawingml/2006/main" noChangeAspect="1"/>
+            </wp:cNvGraphicFramePr>
+            <a:graphic xmlns:a="http://schemas.openxmlformats.org/drawingml/2006/main">
+              <a:graphicData uri="http://schemas.openxmlformats.org/drawingml/2006/picture">
+                <pic:pic xmlns:pic="http://schemas.openxmlformats.org/drawingml/2006/picture">
+                  <pic:nvPicPr>
+                    <pic:cNvPr id="0" name="Picture 27" descr="http://www.ai-start.com/dl2017/images/d590398749e3f5f3ac230ab25116c4b7.png"/>
+                    <pic:cNvPicPr>
+                      <a:picLocks noChangeAspect="1" noChangeArrowheads="1"/>
+                    </pic:cNvPicPr>
+                  </pic:nvPicPr>
+                  <pic:blipFill>
+                    <a:blip r:embed="rId47">
+                      <a:extLst>
+                        <a:ext uri="{28A0092B-C50C-407E-A947-70E740481C1C}">
+                          <a14:useLocalDpi xmlns:a14="http://schemas.microsoft.com/office/drawing/2010/main" val="0"/>
+                        </a:ext>
+                      </a:extLst>
+                    </a:blip>
+                    <a:srcRect/>
+                    <a:stretch>
+                      <a:fillRect/>
+                    </a:stretch>
+                  </pic:blipFill>
+                  <pic:spPr bwMode="auto">
+                    <a:xfrm>
+                      <a:off x="0" y="0"/>
+                      <a:ext cx="5274310" cy="2925484"/>
+                    </a:xfrm>
+                    <a:prstGeom prst="rect">
+                      <a:avLst/>
+                    </a:prstGeom>
+                    <a:noFill/>
+                    <a:ln>
+                      <a:noFill/>
+                    </a:ln>
+                  </pic:spPr>
+                </pic:pic>
+              </a:graphicData>
+            </a:graphic>
+          </wp:inline>
+        </w:drawing>
+      </w:r>
+    </w:p>
+    <w:p>
+      <w:pPr>
+        <w:pStyle w:val="a9"/>
+      </w:pPr>
+      <w:r>
+        <w:t>我们总结一下维度，如果你有一个</w:t>
+      </w:r>
+      <m:oMath>
+        <m:r>
+          <m:rPr>
+            <m:sty m:val="p"/>
+          </m:rPr>
+          <w:rPr>
+            <w:rFonts w:ascii="Cambria Math" w:hAnsi="Cambria Math"/>
+          </w:rPr>
+          <m:t>n×n×</m:t>
+        </m:r>
+        <m:sSub>
+          <m:sSubPr>
+            <m:ctrlPr>
+              <w:rPr>
+                <w:rFonts w:ascii="Cambria Math" w:hAnsi="Cambria Math"/>
+              </w:rPr>
+            </m:ctrlPr>
+          </m:sSubPr>
+          <m:e>
+            <m:r>
+              <w:rPr>
+                <w:rFonts w:ascii="Cambria Math" w:hAnsi="Cambria Math"/>
+              </w:rPr>
+              <m:t>n</m:t>
+            </m:r>
+          </m:e>
+          <m:sub>
+            <m:r>
+              <w:rPr>
+                <w:rFonts w:ascii="Cambria Math" w:hAnsi="Cambria Math"/>
+              </w:rPr>
+              <m:t>c</m:t>
+            </m:r>
+          </m:sub>
+        </m:sSub>
+      </m:oMath>
+      <w:r>
+        <w:t>（通道数）的输入图像，在这个例子中就是6×6×3，这里的就是通道数目，然后卷积上一个</w:t>
+      </w:r>
+      <m:oMath>
+        <m:r>
+          <m:rPr>
+            <m:sty m:val="p"/>
+          </m:rPr>
+          <w:rPr>
+            <w:rFonts w:ascii="Cambria Math" w:hAnsi="Cambria Math"/>
+          </w:rPr>
+          <m:t>f</m:t>
+        </m:r>
+        <m:r>
+          <m:rPr>
+            <m:sty m:val="p"/>
+          </m:rPr>
+          <w:rPr>
+            <w:rFonts w:ascii="Cambria Math" w:hAnsi="Cambria Math"/>
+          </w:rPr>
+          <m:t>×</m:t>
+        </m:r>
+        <m:r>
+          <m:rPr>
+            <m:sty m:val="p"/>
+          </m:rPr>
+          <w:rPr>
+            <w:rFonts w:ascii="Cambria Math" w:hAnsi="Cambria Math"/>
+          </w:rPr>
+          <m:t>f</m:t>
+        </m:r>
+        <m:r>
+          <m:rPr>
+            <m:sty m:val="p"/>
+          </m:rPr>
+          <w:rPr>
+            <w:rFonts w:ascii="Cambria Math" w:hAnsi="Cambria Math"/>
+          </w:rPr>
+          <m:t>×</m:t>
+        </m:r>
+        <m:sSub>
+          <m:sSubPr>
+            <m:ctrlPr>
+              <w:rPr>
+                <w:rFonts w:ascii="Cambria Math" w:hAnsi="Cambria Math"/>
+              </w:rPr>
+            </m:ctrlPr>
+          </m:sSubPr>
+          <m:e>
+            <m:r>
+              <w:rPr>
+                <w:rFonts w:ascii="Cambria Math" w:hAnsi="Cambria Math"/>
+              </w:rPr>
+              <m:t>n</m:t>
+            </m:r>
+          </m:e>
+          <m:sub>
+            <m:r>
+              <w:rPr>
+                <w:rFonts w:ascii="Cambria Math" w:hAnsi="Cambria Math"/>
+              </w:rPr>
+              <m:t>c</m:t>
+            </m:r>
+          </m:sub>
+        </m:sSub>
+      </m:oMath>
+      <w:r>
+        <w:t>，这个例子中是3×3×3，按照惯例，这个（前一个）和这个（后一个）必须数值相同。然后你就得到了</w:t>
+      </w:r>
+      <m:oMath>
+        <m:r>
+          <m:rPr>
+            <m:sty m:val="p"/>
+          </m:rPr>
+          <w:rPr>
+            <w:rFonts w:ascii="Cambria Math" w:hAnsi="Cambria Math"/>
+          </w:rPr>
+          <m:t>(</m:t>
+        </m:r>
+        <m:r>
+          <m:rPr>
+            <m:sty m:val="p"/>
+          </m:rPr>
+          <w:rPr>
+            <w:rFonts w:ascii="Cambria Math" w:hAnsi="Cambria Math" w:hint="eastAsia"/>
+          </w:rPr>
+          <m:t>n</m:t>
+        </m:r>
+        <m:r>
+          <m:rPr>
+            <m:sty m:val="p"/>
+          </m:rPr>
+          <w:rPr>
+            <w:rFonts w:ascii="Cambria Math" w:hAnsi="Cambria Math"/>
+          </w:rPr>
+          <m:t>-f+1)×(n-f+1)</m:t>
+        </m:r>
+        <m:r>
+          <m:rPr>
+            <m:sty m:val="p"/>
+          </m:rPr>
+          <w:rPr>
+            <w:rFonts w:ascii="Cambria Math" w:hAnsi="Cambria Math"/>
+          </w:rPr>
+          <m:t>×</m:t>
+        </m:r>
+        <m:sSub>
+          <m:sSubPr>
+            <m:ctrlPr>
+              <w:rPr>
+                <w:rFonts w:ascii="Cambria Math" w:hAnsi="Cambria Math"/>
+              </w:rPr>
+            </m:ctrlPr>
+          </m:sSubPr>
+          <m:e>
+            <m:r>
+              <w:rPr>
+                <w:rFonts w:ascii="Cambria Math" w:hAnsi="Cambria Math"/>
+              </w:rPr>
+              <m:t>n</m:t>
+            </m:r>
+          </m:e>
+          <m:sub>
+            <m:r>
+              <w:rPr>
+                <w:rFonts w:ascii="Cambria Math" w:hAnsi="Cambria Math"/>
+              </w:rPr>
+              <m:t>c</m:t>
+            </m:r>
+          </m:sub>
+        </m:sSub>
+      </m:oMath>
+      <w:r>
+        <w:t>，这里其实就是下一层的通道数，它就是你用的过滤器的个数，在我们的例子中，那就是4×4×2。我写下这个假设时，用的步幅为1，并且没有</w:t>
+      </w:r>
+      <w:r>
+        <w:rPr>
+          <w:rStyle w:val="aa"/>
+        </w:rPr>
+        <w:t>padding</w:t>
+      </w:r>
+      <w:r>
+        <w:t>。如果你用了不同的步幅或者padding，那么这个</w:t>
+      </w:r>
+      <m:oMath>
+        <m:r>
+          <m:rPr>
+            <m:sty m:val="p"/>
+          </m:rPr>
+          <w:rPr>
+            <w:rFonts w:ascii="Cambria Math" w:hAnsi="Cambria Math"/>
+          </w:rPr>
+          <m:t>(</m:t>
+        </m:r>
+        <m:r>
+          <m:rPr>
+            <m:sty m:val="p"/>
+          </m:rPr>
+          <w:rPr>
+            <w:rFonts w:ascii="Cambria Math" w:hAnsi="Cambria Math" w:hint="eastAsia"/>
+          </w:rPr>
+          <m:t>n</m:t>
+        </m:r>
+        <m:r>
+          <m:rPr>
+            <m:sty m:val="p"/>
+          </m:rPr>
+          <w:rPr>
+            <w:rFonts w:ascii="Cambria Math" w:hAnsi="Cambria Math"/>
+          </w:rPr>
+          <m:t>-f+1)</m:t>
+        </m:r>
+      </m:oMath>
+      <w:r>
+        <w:t>数值会变化，正如前面的视频演示的那样。</w:t>
+      </w:r>
+    </w:p>
+    <w:p>
+      <w:pPr>
+        <w:pStyle w:val="a9"/>
+      </w:pPr>
+      <w:r>
+        <w:t>这个对立方体卷积的概念真的很有用，你现在可以用它的一小部分直接在三个通道的</w:t>
+      </w:r>
+      <w:r>
+        <w:rPr>
+          <w:rStyle w:val="aa"/>
+        </w:rPr>
+        <w:t>RGB</w:t>
+      </w:r>
+      <w:r>
+        <w:t>图像上进行操作。更重要的是，你可以检测两个特征，比如垂直和水平边缘或者10个或者128个或者几百个不同的特征，并且输出的通道数会等于你要检测的特征数。</w:t>
+      </w:r>
+    </w:p>
+    <w:p>
+      <w:r>
+        <w:t>对于这里的符号，我一直用通道数（</w:t>
+      </w:r>
+      <m:oMath>
+        <m:sSub>
+          <m:sSubPr>
+            <m:ctrlPr>
+              <w:rPr>
+                <w:rFonts w:ascii="Cambria Math" w:hAnsi="Cambria Math"/>
+              </w:rPr>
+            </m:ctrlPr>
+          </m:sSubPr>
+          <m:e>
+            <m:r>
+              <w:rPr>
+                <w:rFonts w:ascii="Cambria Math" w:hAnsi="Cambria Math"/>
+              </w:rPr>
+              <m:t>n</m:t>
+            </m:r>
+          </m:e>
+          <m:sub>
+            <m:r>
+              <w:rPr>
+                <w:rFonts w:ascii="Cambria Math" w:hAnsi="Cambria Math"/>
+              </w:rPr>
+              <m:t>c</m:t>
+            </m:r>
+          </m:sub>
+        </m:sSub>
+      </m:oMath>
+      <w:r>
+        <w:t>）来表示最后一个维度，在文献里大家也把它叫做3维立方体的深度。这两个术语，即通道或者深度，经常被用在文献中。但我觉得深度容易让人混淆，因为你通常也会说神经网络的深度。所以，在这些视频里我会用通道这个术语来表示过滤器的第三个维度的大小。</w:t>
+      </w:r>
+    </w:p>
+    <w:p>
+      <w:pPr>
+        <w:pStyle w:val="3"/>
+      </w:pPr>
+      <w:r>
+        <w:t>1.7 单层卷积网络</w:t>
+      </w:r>
     </w:p>
     <w:p>
       <w:pPr>
@@ -6029,6 +8544,11 @@
       <w:bCs/>
     </w:rPr>
   </w:style>
+  <w:style w:type="character" w:customStyle="1" w:styleId="mathjaxsvg">
+    <w:name w:val="mathjax_svg"/>
+    <w:basedOn w:val="a0"/>
+    <w:rsid w:val="002E47BB"/>
+  </w:style>
 </w:styles>
 </file>
 
